--- a/backend/templates/GSSG-HR_301-003_Leave_Application_Form.docx
+++ b/backend/templates/GSSG-HR_301-003_Leave_Application_Form.docx
@@ -354,11 +354,15 @@
       </w:pPr>
     </w:p>
     <w:sectPr>
-      <w:headerReference w:type="default" r:id="rId6"/>
-      <w:footerReference w:type="default" r:id="rId7"/>
+      <w:headerReference w:type="even" r:id="rId11"/>
+      <w:headerReference w:type="default" r:id="rId10"/>
+      <w:footerReference w:type="default" r:id="rId14"/>
+      <w:headerReference w:type="first" r:id="rId13"/>
+      <w:footerReference w:type="first" r:id="rId12"/>
       <w:pgSz w:w="11900" w:h="16820"/>
-      <w:pgMar w:top="1440" w:right="669" w:bottom="86" w:left="755" w:header="720" w:footer="0" w:gutter="0"/>
+      <w:pgMar w:top="900" w:right="746" w:bottom="1440" w:left="810" w:header="360" w:footer="84" w:gutter="0"/>
       <w:cols w:space="720"/>
+      <w:titlePg/>
       <w:docGrid w:linePitch="490"/>
     </w:sectPr>
   </w:body>
@@ -395,95 +399,2105 @@
   <w:p>
     <w:pPr>
       <w:pStyle w:val="Footer"/>
-      <w:ind w:left="0" w:firstLine="0"/>
+    </w:pPr>
+    <w:r>
+      <w:rPr>
+        <w:noProof/>
+        <w:sz w:val="20"/>
+      </w:rPr>
+      <mc:AlternateContent>
+        <mc:Choice Requires="wps">
+          <w:drawing>
+            <wp:anchor distT="0" distB="0" distL="0" distR="0" simplePos="0" relativeHeight="251714560" behindDoc="1" locked="0" layoutInCell="1" allowOverlap="1" wp14:anchorId="5FB65B94" wp14:editId="71E42703">
+              <wp:simplePos x="0" y="0"/>
+              <wp:positionH relativeFrom="page">
+                <wp:posOffset>-3810</wp:posOffset>
+              </wp:positionH>
+              <wp:positionV relativeFrom="page">
+                <wp:posOffset>9614535</wp:posOffset>
+              </wp:positionV>
+              <wp:extent cx="6610350" cy="198120"/>
+              <wp:effectExtent l="0" t="0" r="0" b="0"/>
+              <wp:wrapNone/>
+              <wp:docPr id="655657121" name="Graphic 1"/>
+              <wp:cNvGraphicFramePr>
+                <a:graphicFrameLocks xmlns:a="http://schemas.openxmlformats.org/drawingml/2006/main"/>
+              </wp:cNvGraphicFramePr>
+              <a:graphic xmlns:a="http://schemas.openxmlformats.org/drawingml/2006/main">
+                <a:graphicData uri="http://schemas.microsoft.com/office/word/2010/wordprocessingShape">
+                  <wps:wsp>
+                    <wps:cNvSpPr>
+                      <a:spLocks/>
+                    </wps:cNvSpPr>
+                    <wps:spPr>
+                      <a:xfrm>
+                        <a:off x="0" y="0"/>
+                        <a:ext cx="6610350" cy="198120"/>
+                      </a:xfrm>
+                      <a:custGeom>
+                        <a:avLst/>
+                        <a:gdLst/>
+                        <a:ahLst/>
+                        <a:cxnLst/>
+                        <a:rect l="l" t="t" r="r" b="b"/>
+                        <a:pathLst>
+                          <a:path w="6610350" h="198120">
+                            <a:moveTo>
+                              <a:pt x="6610197" y="98894"/>
+                            </a:moveTo>
+                            <a:lnTo>
+                              <a:pt x="2296604" y="98894"/>
+                            </a:lnTo>
+                            <a:lnTo>
+                              <a:pt x="2296604" y="0"/>
+                            </a:lnTo>
+                            <a:lnTo>
+                              <a:pt x="0" y="0"/>
+                            </a:lnTo>
+                            <a:lnTo>
+                              <a:pt x="0" y="98894"/>
+                            </a:lnTo>
+                            <a:lnTo>
+                              <a:pt x="0" y="102171"/>
+                            </a:lnTo>
+                            <a:lnTo>
+                              <a:pt x="0" y="197789"/>
+                            </a:lnTo>
+                            <a:lnTo>
+                              <a:pt x="2296604" y="197789"/>
+                            </a:lnTo>
+                            <a:lnTo>
+                              <a:pt x="2296604" y="102171"/>
+                            </a:lnTo>
+                            <a:lnTo>
+                              <a:pt x="6610197" y="102171"/>
+                            </a:lnTo>
+                            <a:lnTo>
+                              <a:pt x="6610197" y="98894"/>
+                            </a:lnTo>
+                            <a:close/>
+                          </a:path>
+                        </a:pathLst>
+                      </a:custGeom>
+                      <a:solidFill>
+                        <a:srgbClr val="B92027"/>
+                      </a:solidFill>
+                    </wps:spPr>
+                    <wps:bodyPr wrap="square" lIns="0" tIns="0" rIns="0" bIns="0" rtlCol="0">
+                      <a:prstTxWarp prst="textNoShape">
+                        <a:avLst/>
+                      </a:prstTxWarp>
+                      <a:noAutofit/>
+                    </wps:bodyPr>
+                  </wps:wsp>
+                </a:graphicData>
+              </a:graphic>
+              <wp14:sizeRelH relativeFrom="margin">
+                <wp14:pctWidth>0</wp14:pctWidth>
+              </wp14:sizeRelH>
+              <wp14:sizeRelV relativeFrom="margin">
+                <wp14:pctHeight>0</wp14:pctHeight>
+              </wp14:sizeRelV>
+            </wp:anchor>
+          </w:drawing>
+        </mc:Choice>
+        <mc:Fallback>
+          <w:pict>
+            <v:shape w14:anchorId="2F59DE49" id="Graphic 1" o:spid="_x0000_s1026" style="position:absolute;margin-left:-.3pt;margin-top:757.05pt;width:520.5pt;height:15.6pt;z-index:-251601920;visibility:visible;mso-wrap-style:square;mso-width-percent:0;mso-height-percent:0;mso-wrap-distance-left:0;mso-wrap-distance-top:0;mso-wrap-distance-right:0;mso-wrap-distance-bottom:0;mso-position-horizontal:absolute;mso-position-horizontal-relative:page;mso-position-vertical:absolute;mso-position-vertical-relative:page;mso-width-percent:0;mso-height-percent:0;mso-width-relative:margin;mso-height-relative:margin;v-text-anchor:top" coordsize="6610350,198120" o:gfxdata="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" path="m6610197,98894r-4313593,l2296604,,,,,98894r,3277l,197789r2296604,l2296604,102171r4313593,l6610197,98894xe" fillcolor="#b92027" stroked="f">
+              <v:path arrowok="t"/>
+              <w10:wrap anchorx="page" anchory="page"/>
+            </v:shape>
+          </w:pict>
+        </mc:Fallback>
+      </mc:AlternateContent>
+    </w:r>
+  </w:p>
+  <w:p>
+    <w:pPr>
+      <w:pStyle w:val="Footer"/>
+    </w:pPr>
+  </w:p>
+  <w:tbl>
+    <w:tblPr>
+      <w:tblStyle w:val="TableGrid"/>
+      <w:tblW w:w="10084" w:type="dxa"/>
+      <w:tblInd w:w="360" w:type="dxa"/>
+      <w:tblBorders>
+        <w:top w:val="none" w:sz="0" w:space="0" w:color="auto"/>
+        <w:left w:val="none" w:sz="0" w:space="0" w:color="auto"/>
+        <w:bottom w:val="none" w:sz="0" w:space="0" w:color="auto"/>
+        <w:right w:val="none" w:sz="0" w:space="0" w:color="auto"/>
+        <w:insideH w:val="none" w:sz="0" w:space="0" w:color="auto"/>
+        <w:insideV w:val="none" w:sz="0" w:space="0" w:color="auto"/>
+      </w:tblBorders>
+      <w:tblLook w:val="04A0" w:firstRow="1" w:lastRow="0" w:firstColumn="1" w:lastColumn="0" w:noHBand="0" w:noVBand="1"/>
+    </w:tblPr>
+    <w:tblGrid>
+      <w:gridCol w:w="3361"/>
+      <w:gridCol w:w="3361"/>
+      <w:gridCol w:w="3362"/>
+    </w:tblGrid>
+    <w:tr>
+      <w:trPr>
+        <w:trHeight w:val="825"/>
+      </w:trPr>
+      <w:tc>
+        <w:tcPr>
+          <w:tcW w:w="3361" w:type="dxa"/>
+          <w:vAlign w:val="center"/>
+        </w:tcPr>
+        <w:p>
+          <w:pPr>
+            <w:pStyle w:val="Footer"/>
+            <w:tabs>
+              <w:tab w:val="left" w:pos="540"/>
+              <w:tab w:val="left" w:pos="810"/>
+              <w:tab w:val="left" w:pos="8280"/>
+            </w:tabs>
+          </w:pPr>
+          <w:bookmarkStart w:id="0" w:name="_Hlk210112037"/>
+          <w:r>
+            <w:rPr>
+              <w:noProof/>
+              <w:sz w:val="20"/>
+            </w:rPr>
+            <w:drawing>
+              <wp:anchor distT="0" distB="0" distL="0" distR="0" simplePos="0" relativeHeight="251707392" behindDoc="1" locked="0" layoutInCell="1" allowOverlap="1" wp14:anchorId="58B98DA8" wp14:editId="617C51B4">
+                <wp:simplePos x="0" y="0"/>
+                <wp:positionH relativeFrom="page">
+                  <wp:posOffset>59055</wp:posOffset>
+                </wp:positionH>
+                <wp:positionV relativeFrom="page">
+                  <wp:posOffset>116840</wp:posOffset>
+                </wp:positionV>
+                <wp:extent cx="252768" cy="252780"/>
+                <wp:effectExtent l="0" t="0" r="0" b="0"/>
+                <wp:wrapNone/>
+                <wp:docPr id="205844507" name="Image 8" descr="A white house in a red circle&#10;&#10;AI-generated content may be incorrect."/>
+                <wp:cNvGraphicFramePr>
+                  <a:graphicFrameLocks xmlns:a="http://schemas.openxmlformats.org/drawingml/2006/main"/>
+                </wp:cNvGraphicFramePr>
+                <a:graphic xmlns:a="http://schemas.openxmlformats.org/drawingml/2006/main">
+                  <a:graphicData uri="http://schemas.openxmlformats.org/drawingml/2006/picture">
+                    <pic:pic xmlns:pic="http://schemas.openxmlformats.org/drawingml/2006/picture">
+                      <pic:nvPicPr>
+                        <pic:cNvPr id="205844507" name="Image 8" descr="A white house in a red circle&#10;&#10;AI-generated content may be incorrect."/>
+                        <pic:cNvPicPr/>
+                      </pic:nvPicPr>
+                      <pic:blipFill>
+                        <a:blip r:embed="rId1" cstate="print"/>
+                        <a:stretch>
+                          <a:fillRect/>
+                        </a:stretch>
+                      </pic:blipFill>
+                      <pic:spPr>
+                        <a:xfrm>
+                          <a:off x="0" y="0"/>
+                          <a:ext cx="252768" cy="252780"/>
+                        </a:xfrm>
+                        <a:prstGeom prst="rect">
+                          <a:avLst/>
+                        </a:prstGeom>
+                      </pic:spPr>
+                    </pic:pic>
+                  </a:graphicData>
+                </a:graphic>
+              </wp:anchor>
+            </w:drawing>
+          </w:r>
+          <w:r>
+            <w:rPr>
+              <w:noProof/>
+              <w:sz w:val="20"/>
+            </w:rPr>
+            <mc:AlternateContent>
+              <mc:Choice Requires="wps">
+                <w:drawing>
+                  <wp:anchor distT="0" distB="0" distL="0" distR="0" simplePos="0" relativeHeight="251708416" behindDoc="1" locked="0" layoutInCell="1" allowOverlap="1" wp14:anchorId="795740E7" wp14:editId="2361C7F2">
+                    <wp:simplePos x="0" y="0"/>
+                    <wp:positionH relativeFrom="page">
+                      <wp:posOffset>354965</wp:posOffset>
+                    </wp:positionH>
+                    <wp:positionV relativeFrom="page">
+                      <wp:posOffset>186690</wp:posOffset>
+                    </wp:positionV>
+                    <wp:extent cx="1467485" cy="131445"/>
+                    <wp:effectExtent l="0" t="0" r="0" b="0"/>
+                    <wp:wrapNone/>
+                    <wp:docPr id="1825136582" name="Textbox 13"/>
+                    <wp:cNvGraphicFramePr>
+                      <a:graphicFrameLocks xmlns:a="http://schemas.openxmlformats.org/drawingml/2006/main"/>
+                    </wp:cNvGraphicFramePr>
+                    <a:graphic xmlns:a="http://schemas.openxmlformats.org/drawingml/2006/main">
+                      <a:graphicData uri="http://schemas.microsoft.com/office/word/2010/wordprocessingShape">
+                        <wps:wsp>
+                          <wps:cNvSpPr txBox="1">
+                            <a:spLocks/>
+                          </wps:cNvSpPr>
+                          <wps:spPr>
+                            <a:xfrm>
+                              <a:off x="0" y="0"/>
+                              <a:ext cx="1467485" cy="131445"/>
+                            </a:xfrm>
+                            <a:prstGeom prst="rect">
+                              <a:avLst/>
+                            </a:prstGeom>
+                          </wps:spPr>
+                          <wps:txbx>
+                            <w:txbxContent>
+                              <w:p>
+                                <w:pPr>
+                                  <w:spacing w:line="184" w:lineRule="exact"/>
+                                  <w:ind w:left="20"/>
+                                  <w:rPr>
+                                    <w:sz w:val="16"/>
+                                  </w:rPr>
+                                </w:pPr>
+                                <w:r>
+                                  <w:rPr>
+                                    <w:color w:val="A09F9F"/>
+                                    <w:spacing w:val="-6"/>
+                                    <w:sz w:val="16"/>
+                                  </w:rPr>
+                                  <w:t>Abu Dhabi,</w:t>
+                                </w:r>
+                                <w:r>
+                                  <w:rPr>
+                                    <w:color w:val="A09F9F"/>
+                                    <w:spacing w:val="-10"/>
+                                    <w:sz w:val="16"/>
+                                  </w:rPr>
+                                  <w:t xml:space="preserve"> </w:t>
+                                </w:r>
+                                <w:r>
+                                  <w:rPr>
+                                    <w:color w:val="A09F9F"/>
+                                    <w:spacing w:val="-6"/>
+                                    <w:sz w:val="16"/>
+                                  </w:rPr>
+                                  <w:t>United</w:t>
+                                </w:r>
+                                <w:r>
+                                  <w:rPr>
+                                    <w:color w:val="A09F9F"/>
+                                    <w:spacing w:val="-9"/>
+                                    <w:sz w:val="16"/>
+                                  </w:rPr>
+                                  <w:t xml:space="preserve"> </w:t>
+                                </w:r>
+                                <w:r>
+                                  <w:rPr>
+                                    <w:color w:val="A09F9F"/>
+                                    <w:spacing w:val="-6"/>
+                                    <w:sz w:val="16"/>
+                                  </w:rPr>
+                                  <w:t>Arab</w:t>
+                                </w:r>
+                                <w:r>
+                                  <w:rPr>
+                                    <w:color w:val="A09F9F"/>
+                                    <w:spacing w:val="-10"/>
+                                    <w:sz w:val="16"/>
+                                  </w:rPr>
+                                  <w:t xml:space="preserve"> </w:t>
+                                </w:r>
+                                <w:r>
+                                  <w:rPr>
+                                    <w:color w:val="A09F9F"/>
+                                    <w:spacing w:val="-6"/>
+                                    <w:sz w:val="16"/>
+                                  </w:rPr>
+                                  <w:t>Emirates</w:t>
+                                </w:r>
+                              </w:p>
+                            </w:txbxContent>
+                          </wps:txbx>
+                          <wps:bodyPr wrap="square" lIns="0" tIns="0" rIns="0" bIns="0" rtlCol="0">
+                            <a:noAutofit/>
+                          </wps:bodyPr>
+                        </wps:wsp>
+                      </a:graphicData>
+                    </a:graphic>
+                  </wp:anchor>
+                </w:drawing>
+              </mc:Choice>
+              <mc:Fallback>
+                <w:pict>
+                  <v:shapetype w14:anchorId="795740E7" id="_x0000_t202" coordsize="21600,21600" o:spt="202" path="m,l,21600r21600,l21600,xe">
+                    <v:stroke joinstyle="miter"/>
+                    <v:path gradientshapeok="t" o:connecttype="rect"/>
+                  </v:shapetype>
+                  <v:shape id="Textbox 13" o:spid="_x0000_s1026" type="#_x0000_t202" style="position:absolute;margin-left:27.95pt;margin-top:14.7pt;width:115.55pt;height:10.35pt;z-index:-251608064;visibility:visible;mso-wrap-style:square;mso-wrap-distance-left:0;mso-wrap-distance-top:0;mso-wrap-distance-right:0;mso-wrap-distance-bottom:0;mso-position-horizontal:absolute;mso-position-horizontal-relative:page;mso-position-vertical:absolute;mso-position-vertical-relative:page;v-text-anchor:top" o:gfxdata="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" filled="f" stroked="f">
+                    <v:textbox inset="0,0,0,0">
+                      <w:txbxContent>
+                        <w:p>
+                          <w:pPr>
+                            <w:spacing w:line="184" w:lineRule="exact"/>
+                            <w:ind w:left="20"/>
+                            <w:rPr>
+                              <w:sz w:val="16"/>
+                            </w:rPr>
+                          </w:pPr>
+                          <w:r>
+                            <w:rPr>
+                              <w:color w:val="A09F9F"/>
+                              <w:spacing w:val="-6"/>
+                              <w:sz w:val="16"/>
+                            </w:rPr>
+                            <w:t>Abu Dhabi,</w:t>
+                          </w:r>
+                          <w:r>
+                            <w:rPr>
+                              <w:color w:val="A09F9F"/>
+                              <w:spacing w:val="-10"/>
+                              <w:sz w:val="16"/>
+                            </w:rPr>
+                            <w:t xml:space="preserve"> </w:t>
+                          </w:r>
+                          <w:r>
+                            <w:rPr>
+                              <w:color w:val="A09F9F"/>
+                              <w:spacing w:val="-6"/>
+                              <w:sz w:val="16"/>
+                            </w:rPr>
+                            <w:t>United</w:t>
+                          </w:r>
+                          <w:r>
+                            <w:rPr>
+                              <w:color w:val="A09F9F"/>
+                              <w:spacing w:val="-9"/>
+                              <w:sz w:val="16"/>
+                            </w:rPr>
+                            <w:t xml:space="preserve"> </w:t>
+                          </w:r>
+                          <w:r>
+                            <w:rPr>
+                              <w:color w:val="A09F9F"/>
+                              <w:spacing w:val="-6"/>
+                              <w:sz w:val="16"/>
+                            </w:rPr>
+                            <w:t>Arab</w:t>
+                          </w:r>
+                          <w:r>
+                            <w:rPr>
+                              <w:color w:val="A09F9F"/>
+                              <w:spacing w:val="-10"/>
+                              <w:sz w:val="16"/>
+                            </w:rPr>
+                            <w:t xml:space="preserve"> </w:t>
+                          </w:r>
+                          <w:r>
+                            <w:rPr>
+                              <w:color w:val="A09F9F"/>
+                              <w:spacing w:val="-6"/>
+                              <w:sz w:val="16"/>
+                            </w:rPr>
+                            <w:t>Emirates</w:t>
+                          </w:r>
+                        </w:p>
+                      </w:txbxContent>
+                    </v:textbox>
+                    <w10:wrap anchorx="page" anchory="page"/>
+                  </v:shape>
+                </w:pict>
+              </mc:Fallback>
+            </mc:AlternateContent>
+          </w:r>
+        </w:p>
+      </w:tc>
+      <w:tc>
+        <w:tcPr>
+          <w:tcW w:w="3361" w:type="dxa"/>
+          <w:vAlign w:val="center"/>
+        </w:tcPr>
+        <w:p>
+          <w:pPr>
+            <w:pStyle w:val="Footer"/>
+            <w:tabs>
+              <w:tab w:val="left" w:pos="540"/>
+              <w:tab w:val="left" w:pos="810"/>
+              <w:tab w:val="left" w:pos="8280"/>
+            </w:tabs>
+          </w:pPr>
+          <w:r>
+            <w:rPr>
+              <w:noProof/>
+              <w:sz w:val="20"/>
+            </w:rPr>
+            <w:drawing>
+              <wp:anchor distT="0" distB="0" distL="0" distR="0" simplePos="0" relativeHeight="251709440" behindDoc="1" locked="0" layoutInCell="1" allowOverlap="1" wp14:anchorId="79404349" wp14:editId="31624673">
+                <wp:simplePos x="0" y="0"/>
+                <wp:positionH relativeFrom="page">
+                  <wp:posOffset>63500</wp:posOffset>
+                </wp:positionH>
+                <wp:positionV relativeFrom="page">
+                  <wp:posOffset>116840</wp:posOffset>
+                </wp:positionV>
+                <wp:extent cx="252768" cy="252780"/>
+                <wp:effectExtent l="0" t="0" r="0" b="0"/>
+                <wp:wrapNone/>
+                <wp:docPr id="739794193" name="Image 9" descr="A red and black logo&#10;&#10;AI-generated content may be incorrect."/>
+                <wp:cNvGraphicFramePr>
+                  <a:graphicFrameLocks xmlns:a="http://schemas.openxmlformats.org/drawingml/2006/main"/>
+                </wp:cNvGraphicFramePr>
+                <a:graphic xmlns:a="http://schemas.openxmlformats.org/drawingml/2006/main">
+                  <a:graphicData uri="http://schemas.openxmlformats.org/drawingml/2006/picture">
+                    <pic:pic xmlns:pic="http://schemas.openxmlformats.org/drawingml/2006/picture">
+                      <pic:nvPicPr>
+                        <pic:cNvPr id="739794193" name="Image 9" descr="A red and black logo&#10;&#10;AI-generated content may be incorrect."/>
+                        <pic:cNvPicPr/>
+                      </pic:nvPicPr>
+                      <pic:blipFill>
+                        <a:blip r:embed="rId2" cstate="print"/>
+                        <a:stretch>
+                          <a:fillRect/>
+                        </a:stretch>
+                      </pic:blipFill>
+                      <pic:spPr>
+                        <a:xfrm>
+                          <a:off x="0" y="0"/>
+                          <a:ext cx="252768" cy="252780"/>
+                        </a:xfrm>
+                        <a:prstGeom prst="rect">
+                          <a:avLst/>
+                        </a:prstGeom>
+                      </pic:spPr>
+                    </pic:pic>
+                  </a:graphicData>
+                </a:graphic>
+              </wp:anchor>
+            </w:drawing>
+          </w:r>
+          <w:r>
+            <w:rPr>
+              <w:noProof/>
+              <w:sz w:val="20"/>
+            </w:rPr>
+            <mc:AlternateContent>
+              <mc:Choice Requires="wps">
+                <w:drawing>
+                  <wp:anchor distT="0" distB="0" distL="0" distR="0" simplePos="0" relativeHeight="251710464" behindDoc="1" locked="0" layoutInCell="1" allowOverlap="1" wp14:anchorId="2235783B" wp14:editId="785229BA">
+                    <wp:simplePos x="0" y="0"/>
+                    <wp:positionH relativeFrom="page">
+                      <wp:posOffset>459740</wp:posOffset>
+                    </wp:positionH>
+                    <wp:positionV relativeFrom="page">
+                      <wp:posOffset>129540</wp:posOffset>
+                    </wp:positionV>
+                    <wp:extent cx="1002030" cy="280670"/>
+                    <wp:effectExtent l="0" t="0" r="0" b="0"/>
+                    <wp:wrapNone/>
+                    <wp:docPr id="926338432" name="Textbox 11"/>
+                    <wp:cNvGraphicFramePr>
+                      <a:graphicFrameLocks xmlns:a="http://schemas.openxmlformats.org/drawingml/2006/main"/>
+                    </wp:cNvGraphicFramePr>
+                    <a:graphic xmlns:a="http://schemas.openxmlformats.org/drawingml/2006/main">
+                      <a:graphicData uri="http://schemas.microsoft.com/office/word/2010/wordprocessingShape">
+                        <wps:wsp>
+                          <wps:cNvSpPr txBox="1">
+                            <a:spLocks/>
+                          </wps:cNvSpPr>
+                          <wps:spPr>
+                            <a:xfrm>
+                              <a:off x="0" y="0"/>
+                              <a:ext cx="1002030" cy="280670"/>
+                            </a:xfrm>
+                            <a:prstGeom prst="rect">
+                              <a:avLst/>
+                            </a:prstGeom>
+                          </wps:spPr>
+                          <wps:txbx>
+                            <w:txbxContent>
+                              <w:p>
+                                <w:pPr>
+                                  <w:pStyle w:val="BodyText"/>
+                                  <w:spacing w:line="183" w:lineRule="exact"/>
+                                  <w:ind w:left="20"/>
+                                </w:pPr>
+                                <w:hyperlink r:id="rId3">
+                                  <w:r>
+                                    <w:rPr>
+                                      <w:color w:val="A09F9F"/>
+                                      <w:spacing w:val="-11"/>
+                                    </w:rPr>
+                                    <w:t>info@gss-</w:t>
+                                  </w:r>
+                                  <w:r>
+                                    <w:rPr>
+                                      <w:color w:val="A09F9F"/>
+                                      <w:spacing w:val="-6"/>
+                                    </w:rPr>
+                                    <w:t>group.net</w:t>
+                                  </w:r>
+                                </w:hyperlink>
+                              </w:p>
+                              <w:p>
+                                <w:pPr>
+                                  <w:pStyle w:val="BodyText"/>
+                                  <w:spacing w:line="236" w:lineRule="exact"/>
+                                  <w:ind w:left="36"/>
+                                </w:pPr>
+                                <w:hyperlink r:id="rId4">
+                                  <w:r>
+                                    <w:rPr>
+                                      <w:color w:val="A09F9F"/>
+                                      <w:spacing w:val="-9"/>
+                                    </w:rPr>
+                                    <w:t>www.gss-</w:t>
+                                  </w:r>
+                                  <w:r>
+                                    <w:rPr>
+                                      <w:color w:val="A09F9F"/>
+                                      <w:spacing w:val="-5"/>
+                                    </w:rPr>
+                                    <w:t>group.net</w:t>
+                                  </w:r>
+                                </w:hyperlink>
+                              </w:p>
+                            </w:txbxContent>
+                          </wps:txbx>
+                          <wps:bodyPr wrap="square" lIns="0" tIns="0" rIns="0" bIns="0" rtlCol="0">
+                            <a:noAutofit/>
+                          </wps:bodyPr>
+                        </wps:wsp>
+                      </a:graphicData>
+                    </a:graphic>
+                  </wp:anchor>
+                </w:drawing>
+              </mc:Choice>
+              <mc:Fallback>
+                <w:pict>
+                  <v:shape w14:anchorId="2235783B" id="Textbox 11" o:spid="_x0000_s1027" type="#_x0000_t202" style="position:absolute;margin-left:36.2pt;margin-top:10.2pt;width:78.9pt;height:22.1pt;z-index:-251606016;visibility:visible;mso-wrap-style:square;mso-wrap-distance-left:0;mso-wrap-distance-top:0;mso-wrap-distance-right:0;mso-wrap-distance-bottom:0;mso-position-horizontal:absolute;mso-position-horizontal-relative:page;mso-position-vertical:absolute;mso-position-vertical-relative:page;v-text-anchor:top" o:gfxdata="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" filled="f" stroked="f">
+                    <v:textbox inset="0,0,0,0">
+                      <w:txbxContent>
+                        <w:p>
+                          <w:pPr>
+                            <w:pStyle w:val="BodyText"/>
+                            <w:spacing w:line="183" w:lineRule="exact"/>
+                            <w:ind w:left="20"/>
+                          </w:pPr>
+                          <w:hyperlink r:id="rId5">
+                            <w:r>
+                              <w:rPr>
+                                <w:color w:val="A09F9F"/>
+                                <w:spacing w:val="-11"/>
+                              </w:rPr>
+                              <w:t>info@gss-</w:t>
+                            </w:r>
+                            <w:r>
+                              <w:rPr>
+                                <w:color w:val="A09F9F"/>
+                                <w:spacing w:val="-6"/>
+                              </w:rPr>
+                              <w:t>group.net</w:t>
+                            </w:r>
+                          </w:hyperlink>
+                        </w:p>
+                        <w:p>
+                          <w:pPr>
+                            <w:pStyle w:val="BodyText"/>
+                            <w:spacing w:line="236" w:lineRule="exact"/>
+                            <w:ind w:left="36"/>
+                          </w:pPr>
+                          <w:hyperlink r:id="rId6">
+                            <w:r>
+                              <w:rPr>
+                                <w:color w:val="A09F9F"/>
+                                <w:spacing w:val="-9"/>
+                              </w:rPr>
+                              <w:t>www.gss-</w:t>
+                            </w:r>
+                            <w:r>
+                              <w:rPr>
+                                <w:color w:val="A09F9F"/>
+                                <w:spacing w:val="-5"/>
+                              </w:rPr>
+                              <w:t>group.net</w:t>
+                            </w:r>
+                          </w:hyperlink>
+                        </w:p>
+                      </w:txbxContent>
+                    </v:textbox>
+                    <w10:wrap anchorx="page" anchory="page"/>
+                  </v:shape>
+                </w:pict>
+              </mc:Fallback>
+            </mc:AlternateContent>
+          </w:r>
+        </w:p>
+      </w:tc>
+      <w:tc>
+        <w:tcPr>
+          <w:tcW w:w="3362" w:type="dxa"/>
+          <w:vAlign w:val="center"/>
+        </w:tcPr>
+        <w:p>
+          <w:pPr>
+            <w:pStyle w:val="Footer"/>
+            <w:tabs>
+              <w:tab w:val="left" w:pos="540"/>
+              <w:tab w:val="left" w:pos="810"/>
+              <w:tab w:val="left" w:pos="8280"/>
+            </w:tabs>
+          </w:pPr>
+          <w:r>
+            <w:rPr>
+              <w:noProof/>
+              <w:sz w:val="20"/>
+            </w:rPr>
+            <w:drawing>
+              <wp:anchor distT="0" distB="0" distL="0" distR="0" simplePos="0" relativeHeight="251711488" behindDoc="1" locked="0" layoutInCell="1" allowOverlap="1" wp14:anchorId="0317AA8D" wp14:editId="3DF69EF1">
+                <wp:simplePos x="0" y="0"/>
+                <wp:positionH relativeFrom="page">
+                  <wp:posOffset>60325</wp:posOffset>
+                </wp:positionH>
+                <wp:positionV relativeFrom="page">
+                  <wp:posOffset>120015</wp:posOffset>
+                </wp:positionV>
+                <wp:extent cx="252768" cy="252780"/>
+                <wp:effectExtent l="0" t="0" r="0" b="0"/>
+                <wp:wrapNone/>
+                <wp:docPr id="501461693" name="Image 7" descr="A red and white phone logo&#10;&#10;AI-generated content may be incorrect."/>
+                <wp:cNvGraphicFramePr>
+                  <a:graphicFrameLocks xmlns:a="http://schemas.openxmlformats.org/drawingml/2006/main"/>
+                </wp:cNvGraphicFramePr>
+                <a:graphic xmlns:a="http://schemas.openxmlformats.org/drawingml/2006/main">
+                  <a:graphicData uri="http://schemas.openxmlformats.org/drawingml/2006/picture">
+                    <pic:pic xmlns:pic="http://schemas.openxmlformats.org/drawingml/2006/picture">
+                      <pic:nvPicPr>
+                        <pic:cNvPr id="501461693" name="Image 7" descr="A red and white phone logo&#10;&#10;AI-generated content may be incorrect."/>
+                        <pic:cNvPicPr/>
+                      </pic:nvPicPr>
+                      <pic:blipFill>
+                        <a:blip r:embed="rId7" cstate="print"/>
+                        <a:stretch>
+                          <a:fillRect/>
+                        </a:stretch>
+                      </pic:blipFill>
+                      <pic:spPr>
+                        <a:xfrm>
+                          <a:off x="0" y="0"/>
+                          <a:ext cx="252768" cy="252780"/>
+                        </a:xfrm>
+                        <a:prstGeom prst="rect">
+                          <a:avLst/>
+                        </a:prstGeom>
+                      </pic:spPr>
+                    </pic:pic>
+                  </a:graphicData>
+                </a:graphic>
+              </wp:anchor>
+            </w:drawing>
+          </w:r>
+          <w:r>
+            <w:rPr>
+              <w:noProof/>
+              <w:sz w:val="20"/>
+            </w:rPr>
+            <mc:AlternateContent>
+              <mc:Choice Requires="wps">
+                <w:drawing>
+                  <wp:anchor distT="0" distB="0" distL="0" distR="0" simplePos="0" relativeHeight="251712512" behindDoc="1" locked="0" layoutInCell="1" allowOverlap="1" wp14:anchorId="393C547A" wp14:editId="5A819D64">
+                    <wp:simplePos x="0" y="0"/>
+                    <wp:positionH relativeFrom="page">
+                      <wp:posOffset>418465</wp:posOffset>
+                    </wp:positionH>
+                    <wp:positionV relativeFrom="page">
+                      <wp:posOffset>116840</wp:posOffset>
+                    </wp:positionV>
+                    <wp:extent cx="1095375" cy="281940"/>
+                    <wp:effectExtent l="0" t="0" r="0" b="0"/>
+                    <wp:wrapNone/>
+                    <wp:docPr id="605855479" name="Textbox 12"/>
+                    <wp:cNvGraphicFramePr>
+                      <a:graphicFrameLocks xmlns:a="http://schemas.openxmlformats.org/drawingml/2006/main"/>
+                    </wp:cNvGraphicFramePr>
+                    <a:graphic xmlns:a="http://schemas.openxmlformats.org/drawingml/2006/main">
+                      <a:graphicData uri="http://schemas.microsoft.com/office/word/2010/wordprocessingShape">
+                        <wps:wsp>
+                          <wps:cNvSpPr txBox="1">
+                            <a:spLocks/>
+                          </wps:cNvSpPr>
+                          <wps:spPr>
+                            <a:xfrm>
+                              <a:off x="0" y="0"/>
+                              <a:ext cx="1095375" cy="281940"/>
+                            </a:xfrm>
+                            <a:prstGeom prst="rect">
+                              <a:avLst/>
+                            </a:prstGeom>
+                          </wps:spPr>
+                          <wps:txbx>
+                            <w:txbxContent>
+                              <w:p>
+                                <w:pPr>
+                                  <w:pStyle w:val="BodyText"/>
+                                  <w:spacing w:line="200" w:lineRule="exact"/>
+                                  <w:ind w:left="20"/>
+                                </w:pPr>
+                                <w:r>
+                                  <w:rPr>
+                                    <w:color w:val="A09F9F"/>
+                                    <w:spacing w:val="-8"/>
+                                  </w:rPr>
+                                  <w:t>Phone:</w:t>
+                                </w:r>
+                                <w:r>
+                                  <w:rPr>
+                                    <w:color w:val="A09F9F"/>
+                                    <w:spacing w:val="-14"/>
+                                  </w:rPr>
+                                  <w:t xml:space="preserve"> </w:t>
+                                </w:r>
+                                <w:r>
+                                  <w:rPr>
+                                    <w:color w:val="A09F9F"/>
+                                    <w:spacing w:val="-8"/>
+                                  </w:rPr>
+                                  <w:t>+9712</w:t>
+                                </w:r>
+                                <w:r>
+                                  <w:rPr>
+                                    <w:color w:val="A09F9F"/>
+                                    <w:spacing w:val="-14"/>
+                                  </w:rPr>
+                                  <w:t xml:space="preserve"> </w:t>
+                                </w:r>
+                                <w:r>
+                                  <w:rPr>
+                                    <w:color w:val="A09F9F"/>
+                                    <w:spacing w:val="-8"/>
+                                  </w:rPr>
+                                  <w:t>6666898</w:t>
+                                </w:r>
+                              </w:p>
+                              <w:p>
+                                <w:pPr>
+                                  <w:spacing w:line="219" w:lineRule="exact"/>
+                                  <w:ind w:left="20"/>
+                                  <w:rPr>
+                                    <w:rFonts w:ascii="Gill Sans MT"/>
+                                    <w:sz w:val="19"/>
+                                  </w:rPr>
+                                </w:pPr>
+                                <w:r>
+                                  <w:rPr>
+                                    <w:rFonts w:ascii="Gill Sans MT"/>
+                                    <w:color w:val="A09F9F"/>
+                                    <w:sz w:val="19"/>
+                                  </w:rPr>
+                                  <w:t>Fax:</w:t>
+                                </w:r>
+                                <w:r>
+                                  <w:rPr>
+                                    <w:rFonts w:ascii="Gill Sans MT"/>
+                                    <w:color w:val="A09F9F"/>
+                                    <w:spacing w:val="-6"/>
+                                    <w:sz w:val="19"/>
+                                  </w:rPr>
+                                  <w:t xml:space="preserve"> </w:t>
+                                </w:r>
+                                <w:r>
+                                  <w:rPr>
+                                    <w:rFonts w:ascii="Gill Sans MT"/>
+                                    <w:color w:val="A09F9F"/>
+                                    <w:sz w:val="19"/>
+                                  </w:rPr>
+                                  <w:t>+971</w:t>
+                                </w:r>
+                                <w:r>
+                                  <w:rPr>
+                                    <w:rFonts w:ascii="Gill Sans MT"/>
+                                    <w:color w:val="A09F9F"/>
+                                    <w:spacing w:val="-6"/>
+                                    <w:sz w:val="19"/>
+                                  </w:rPr>
+                                  <w:t xml:space="preserve"> </w:t>
+                                </w:r>
+                                <w:r>
+                                  <w:rPr>
+                                    <w:rFonts w:ascii="Gill Sans MT"/>
+                                    <w:color w:val="A09F9F"/>
+                                    <w:sz w:val="19"/>
+                                  </w:rPr>
+                                  <w:t>2</w:t>
+                                </w:r>
+                                <w:r>
+                                  <w:rPr>
+                                    <w:rFonts w:ascii="Gill Sans MT"/>
+                                    <w:color w:val="A09F9F"/>
+                                    <w:spacing w:val="-6"/>
+                                    <w:sz w:val="19"/>
+                                  </w:rPr>
+                                  <w:t xml:space="preserve"> </w:t>
+                                </w:r>
+                                <w:r>
+                                  <w:rPr>
+                                    <w:rFonts w:ascii="Gill Sans MT"/>
+                                    <w:color w:val="A09F9F"/>
+                                    <w:sz w:val="19"/>
+                                  </w:rPr>
+                                  <w:t>666</w:t>
+                                </w:r>
+                                <w:r>
+                                  <w:rPr>
+                                    <w:rFonts w:ascii="Gill Sans MT"/>
+                                    <w:color w:val="A09F9F"/>
+                                    <w:spacing w:val="-6"/>
+                                    <w:sz w:val="19"/>
+                                  </w:rPr>
+                                  <w:t xml:space="preserve"> </w:t>
+                                </w:r>
+                                <w:r>
+                                  <w:rPr>
+                                    <w:rFonts w:ascii="Gill Sans MT"/>
+                                    <w:color w:val="A09F9F"/>
+                                    <w:spacing w:val="-4"/>
+                                    <w:sz w:val="19"/>
+                                  </w:rPr>
+                                  <w:t>8980</w:t>
+                                </w:r>
+                              </w:p>
+                            </w:txbxContent>
+                          </wps:txbx>
+                          <wps:bodyPr wrap="square" lIns="0" tIns="0" rIns="0" bIns="0" rtlCol="0">
+                            <a:noAutofit/>
+                          </wps:bodyPr>
+                        </wps:wsp>
+                      </a:graphicData>
+                    </a:graphic>
+                  </wp:anchor>
+                </w:drawing>
+              </mc:Choice>
+              <mc:Fallback>
+                <w:pict>
+                  <v:shape w14:anchorId="393C547A" id="Textbox 12" o:spid="_x0000_s1028" type="#_x0000_t202" style="position:absolute;margin-left:32.95pt;margin-top:9.2pt;width:86.25pt;height:22.2pt;z-index:-251603968;visibility:visible;mso-wrap-style:square;mso-wrap-distance-left:0;mso-wrap-distance-top:0;mso-wrap-distance-right:0;mso-wrap-distance-bottom:0;mso-position-horizontal:absolute;mso-position-horizontal-relative:page;mso-position-vertical:absolute;mso-position-vertical-relative:page;v-text-anchor:top" o:gfxdata="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" filled="f" stroked="f">
+                    <v:textbox inset="0,0,0,0">
+                      <w:txbxContent>
+                        <w:p>
+                          <w:pPr>
+                            <w:pStyle w:val="BodyText"/>
+                            <w:spacing w:line="200" w:lineRule="exact"/>
+                            <w:ind w:left="20"/>
+                          </w:pPr>
+                          <w:r>
+                            <w:rPr>
+                              <w:color w:val="A09F9F"/>
+                              <w:spacing w:val="-8"/>
+                            </w:rPr>
+                            <w:t>Phone:</w:t>
+                          </w:r>
+                          <w:r>
+                            <w:rPr>
+                              <w:color w:val="A09F9F"/>
+                              <w:spacing w:val="-14"/>
+                            </w:rPr>
+                            <w:t xml:space="preserve"> </w:t>
+                          </w:r>
+                          <w:r>
+                            <w:rPr>
+                              <w:color w:val="A09F9F"/>
+                              <w:spacing w:val="-8"/>
+                            </w:rPr>
+                            <w:t>+9712</w:t>
+                          </w:r>
+                          <w:r>
+                            <w:rPr>
+                              <w:color w:val="A09F9F"/>
+                              <w:spacing w:val="-14"/>
+                            </w:rPr>
+                            <w:t xml:space="preserve"> </w:t>
+                          </w:r>
+                          <w:r>
+                            <w:rPr>
+                              <w:color w:val="A09F9F"/>
+                              <w:spacing w:val="-8"/>
+                            </w:rPr>
+                            <w:t>6666898</w:t>
+                          </w:r>
+                        </w:p>
+                        <w:p>
+                          <w:pPr>
+                            <w:spacing w:line="219" w:lineRule="exact"/>
+                            <w:ind w:left="20"/>
+                            <w:rPr>
+                              <w:rFonts w:ascii="Gill Sans MT"/>
+                              <w:sz w:val="19"/>
+                            </w:rPr>
+                          </w:pPr>
+                          <w:r>
+                            <w:rPr>
+                              <w:rFonts w:ascii="Gill Sans MT"/>
+                              <w:color w:val="A09F9F"/>
+                              <w:sz w:val="19"/>
+                            </w:rPr>
+                            <w:t>Fax:</w:t>
+                          </w:r>
+                          <w:r>
+                            <w:rPr>
+                              <w:rFonts w:ascii="Gill Sans MT"/>
+                              <w:color w:val="A09F9F"/>
+                              <w:spacing w:val="-6"/>
+                              <w:sz w:val="19"/>
+                            </w:rPr>
+                            <w:t xml:space="preserve"> </w:t>
+                          </w:r>
+                          <w:r>
+                            <w:rPr>
+                              <w:rFonts w:ascii="Gill Sans MT"/>
+                              <w:color w:val="A09F9F"/>
+                              <w:sz w:val="19"/>
+                            </w:rPr>
+                            <w:t>+971</w:t>
+                          </w:r>
+                          <w:r>
+                            <w:rPr>
+                              <w:rFonts w:ascii="Gill Sans MT"/>
+                              <w:color w:val="A09F9F"/>
+                              <w:spacing w:val="-6"/>
+                              <w:sz w:val="19"/>
+                            </w:rPr>
+                            <w:t xml:space="preserve"> </w:t>
+                          </w:r>
+                          <w:r>
+                            <w:rPr>
+                              <w:rFonts w:ascii="Gill Sans MT"/>
+                              <w:color w:val="A09F9F"/>
+                              <w:sz w:val="19"/>
+                            </w:rPr>
+                            <w:t>2</w:t>
+                          </w:r>
+                          <w:r>
+                            <w:rPr>
+                              <w:rFonts w:ascii="Gill Sans MT"/>
+                              <w:color w:val="A09F9F"/>
+                              <w:spacing w:val="-6"/>
+                              <w:sz w:val="19"/>
+                            </w:rPr>
+                            <w:t xml:space="preserve"> </w:t>
+                          </w:r>
+                          <w:r>
+                            <w:rPr>
+                              <w:rFonts w:ascii="Gill Sans MT"/>
+                              <w:color w:val="A09F9F"/>
+                              <w:sz w:val="19"/>
+                            </w:rPr>
+                            <w:t>666</w:t>
+                          </w:r>
+                          <w:r>
+                            <w:rPr>
+                              <w:rFonts w:ascii="Gill Sans MT"/>
+                              <w:color w:val="A09F9F"/>
+                              <w:spacing w:val="-6"/>
+                              <w:sz w:val="19"/>
+                            </w:rPr>
+                            <w:t xml:space="preserve"> </w:t>
+                          </w:r>
+                          <w:r>
+                            <w:rPr>
+                              <w:rFonts w:ascii="Gill Sans MT"/>
+                              <w:color w:val="A09F9F"/>
+                              <w:spacing w:val="-4"/>
+                              <w:sz w:val="19"/>
+                            </w:rPr>
+                            <w:t>8980</w:t>
+                          </w:r>
+                        </w:p>
+                      </w:txbxContent>
+                    </v:textbox>
+                    <w10:wrap anchorx="page" anchory="page"/>
+                  </v:shape>
+                </w:pict>
+              </mc:Fallback>
+            </mc:AlternateContent>
+          </w:r>
+        </w:p>
+      </w:tc>
+    </w:tr>
+    <w:bookmarkEnd w:id="0"/>
+  </w:tbl>
+  <w:p>
+    <w:pPr>
+      <w:pStyle w:val="Footer"/>
+    </w:pPr>
+  </w:p>
+</w:ftr>
+</file>
+
+<file path=word/footer2.xml><?xml version="1.0" encoding="utf-8"?>
+<w:ftr xmlns:wpc="http://schemas.microsoft.com/office/word/2010/wordprocessingCanvas" xmlns:cx="http://schemas.microsoft.com/office/drawing/2014/chartex" xmlns:cx1="http://schemas.microsoft.com/office/drawing/2015/9/8/chartex" xmlns:cx2="http://schemas.microsoft.com/office/drawing/2015/10/21/chartex" xmlns:cx3="http://schemas.microsoft.com/office/drawing/2016/5/9/chartex" xmlns:cx4="http://schemas.microsoft.com/office/drawing/2016/5/10/chartex" xmlns:cx5="http://schemas.microsoft.com/office/drawing/2016/5/11/chartex" xmlns:cx6="http://schemas.microsoft.com/office/drawing/2016/5/12/chartex" xmlns:cx7="http://schemas.microsoft.com/office/drawing/2016/5/13/chartex" xmlns:cx8="http://schemas.microsoft.com/office/drawing/2016/5/14/chartex" xmlns:mc="http://schemas.openxmlformats.org/markup-compatibility/2006" xmlns:aink="http://schemas.microsoft.com/office/drawing/2016/ink" xmlns:am3d="http://schemas.microsoft.com/office/drawing/2017/model3d" xmlns:o="urn:schemas-microsoft-com:office:office" xmlns:oel="http://schemas.microsoft.com/office/2019/extlst" xmlns:r="http://schemas.openxmlformats.org/officeDocument/2006/relationships" xmlns:m="http://schemas.openxmlformats.org/officeDocument/2006/math" xmlns:v="urn:schemas-microsoft-com:vml" xmlns:wp14="http://schemas.microsoft.com/office/word/2010/wordprocessingDrawing" xmlns:wp="http://schemas.openxmlformats.org/drawingml/2006/wordprocessingDrawing" xmlns:w10="urn:schemas-microsoft-com:office:word" xmlns:w="http://schemas.openxmlformats.org/wordprocessingml/2006/main" xmlns:w14="http://schemas.microsoft.com/office/word/2010/wordml" xmlns:w15="http://schemas.microsoft.com/office/word/2012/wordml" xmlns:w16cex="http://schemas.microsoft.com/office/word/2018/wordml/cex" xmlns:w16cid="http://schemas.microsoft.com/office/word/2016/wordml/cid" xmlns:w16="http://schemas.microsoft.com/office/word/2018/wordml" xmlns:w16du="http://schemas.microsoft.com/office/word/2023/wordml/word16du" xmlns:w16sdtdh="http://schemas.microsoft.com/office/word/2020/wordml/sdtdatahash" xmlns:w16sdtfl="http://schemas.microsoft.com/office/word/2024/wordml/sdtformatlock" xmlns:w16se="http://schemas.microsoft.com/office/word/2015/wordml/symex" xmlns:wpg="http://schemas.microsoft.com/office/word/2010/wordprocessingGroup" xmlns:wpi="http://schemas.microsoft.com/office/word/2010/wordprocessingInk" xmlns:wne="http://schemas.microsoft.com/office/word/2006/wordml" xmlns:wps="http://schemas.microsoft.com/office/word/2010/wordprocessingShape" mc:Ignorable="w14 w15 w16se w16cid w16 w16cex w16sdtdh w16sdtfl w16du wp14">
+  <w:p>
+    <w:pPr>
+      <w:pStyle w:val="Footer"/>
+      <w:tabs>
+        <w:tab w:val="left" w:pos="540"/>
+        <w:tab w:val="left" w:pos="810"/>
+        <w:tab w:val="left" w:pos="8280"/>
+      </w:tabs>
+    </w:pPr>
+    <w:r>
+      <w:rPr>
+        <w:noProof/>
+        <w:sz w:val="20"/>
+      </w:rPr>
+      <mc:AlternateContent>
+        <mc:Choice Requires="wps">
+          <w:drawing>
+            <wp:anchor distT="0" distB="0" distL="0" distR="0" simplePos="0" relativeHeight="251730944" behindDoc="1" locked="0" layoutInCell="1" allowOverlap="1" wp14:anchorId="237BBDF9" wp14:editId="5D33AD3B">
+              <wp:simplePos x="0" y="0"/>
+              <wp:positionH relativeFrom="page">
+                <wp:posOffset>0</wp:posOffset>
+              </wp:positionH>
+              <wp:positionV relativeFrom="page">
+                <wp:posOffset>9499542</wp:posOffset>
+              </wp:positionV>
+              <wp:extent cx="6610350" cy="198120"/>
+              <wp:effectExtent l="0" t="0" r="0" b="0"/>
+              <wp:wrapNone/>
+              <wp:docPr id="1567171009" name="Graphic 1"/>
+              <wp:cNvGraphicFramePr>
+                <a:graphicFrameLocks xmlns:a="http://schemas.openxmlformats.org/drawingml/2006/main"/>
+              </wp:cNvGraphicFramePr>
+              <a:graphic xmlns:a="http://schemas.openxmlformats.org/drawingml/2006/main">
+                <a:graphicData uri="http://schemas.microsoft.com/office/word/2010/wordprocessingShape">
+                  <wps:wsp>
+                    <wps:cNvSpPr>
+                      <a:spLocks/>
+                    </wps:cNvSpPr>
+                    <wps:spPr>
+                      <a:xfrm>
+                        <a:off x="0" y="0"/>
+                        <a:ext cx="6610350" cy="198120"/>
+                      </a:xfrm>
+                      <a:custGeom>
+                        <a:avLst/>
+                        <a:gdLst/>
+                        <a:ahLst/>
+                        <a:cxnLst/>
+                        <a:rect l="l" t="t" r="r" b="b"/>
+                        <a:pathLst>
+                          <a:path w="6610350" h="198120">
+                            <a:moveTo>
+                              <a:pt x="6610197" y="98894"/>
+                            </a:moveTo>
+                            <a:lnTo>
+                              <a:pt x="2296604" y="98894"/>
+                            </a:lnTo>
+                            <a:lnTo>
+                              <a:pt x="2296604" y="0"/>
+                            </a:lnTo>
+                            <a:lnTo>
+                              <a:pt x="0" y="0"/>
+                            </a:lnTo>
+                            <a:lnTo>
+                              <a:pt x="0" y="98894"/>
+                            </a:lnTo>
+                            <a:lnTo>
+                              <a:pt x="0" y="102171"/>
+                            </a:lnTo>
+                            <a:lnTo>
+                              <a:pt x="0" y="197789"/>
+                            </a:lnTo>
+                            <a:lnTo>
+                              <a:pt x="2296604" y="197789"/>
+                            </a:lnTo>
+                            <a:lnTo>
+                              <a:pt x="2296604" y="102171"/>
+                            </a:lnTo>
+                            <a:lnTo>
+                              <a:pt x="6610197" y="102171"/>
+                            </a:lnTo>
+                            <a:lnTo>
+                              <a:pt x="6610197" y="98894"/>
+                            </a:lnTo>
+                            <a:close/>
+                          </a:path>
+                        </a:pathLst>
+                      </a:custGeom>
+                      <a:solidFill>
+                        <a:srgbClr val="B92027"/>
+                      </a:solidFill>
+                    </wps:spPr>
+                    <wps:bodyPr wrap="square" lIns="0" tIns="0" rIns="0" bIns="0" rtlCol="0">
+                      <a:prstTxWarp prst="textNoShape">
+                        <a:avLst/>
+                      </a:prstTxWarp>
+                      <a:noAutofit/>
+                    </wps:bodyPr>
+                  </wps:wsp>
+                </a:graphicData>
+              </a:graphic>
+              <wp14:sizeRelH relativeFrom="margin">
+                <wp14:pctWidth>0</wp14:pctWidth>
+              </wp14:sizeRelH>
+              <wp14:sizeRelV relativeFrom="margin">
+                <wp14:pctHeight>0</wp14:pctHeight>
+              </wp14:sizeRelV>
+            </wp:anchor>
+          </w:drawing>
+        </mc:Choice>
+        <mc:Fallback>
+          <w:pict>
+            <v:shape w14:anchorId="1618C268" id="Graphic 1" o:spid="_x0000_s1026" style="position:absolute;margin-left:0;margin-top:748pt;width:520.5pt;height:15.6pt;z-index:-251585536;visibility:visible;mso-wrap-style:square;mso-width-percent:0;mso-height-percent:0;mso-wrap-distance-left:0;mso-wrap-distance-top:0;mso-wrap-distance-right:0;mso-wrap-distance-bottom:0;mso-position-horizontal:absolute;mso-position-horizontal-relative:page;mso-position-vertical:absolute;mso-position-vertical-relative:page;mso-width-percent:0;mso-height-percent:0;mso-width-relative:margin;mso-height-relative:margin;v-text-anchor:top" coordsize="6610350,198120" o:gfxdata="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" path="m6610197,98894r-4313593,l2296604,,,,,98894r,3277l,197789r2296604,l2296604,102171r4313593,l6610197,98894xe" fillcolor="#b92027" stroked="f">
+              <v:path arrowok="t"/>
+              <w10:wrap anchorx="page" anchory="page"/>
+            </v:shape>
+          </w:pict>
+        </mc:Fallback>
+      </mc:AlternateContent>
+    </w:r>
+  </w:p>
+  <w:p>
+    <w:pPr>
+      <w:pStyle w:val="Footer"/>
+      <w:tabs>
+        <w:tab w:val="left" w:pos="540"/>
+        <w:tab w:val="left" w:pos="810"/>
+        <w:tab w:val="left" w:pos="8280"/>
+      </w:tabs>
     </w:pPr>
     <w:r>
       <w:rPr>
         <w:noProof/>
       </w:rPr>
-      <w:drawing>
-        <wp:anchor distT="0" distB="0" distL="114300" distR="114300" simplePos="0" relativeHeight="251662336" behindDoc="1" locked="0" layoutInCell="1" allowOverlap="1" wp14:anchorId="1F7C5CCD" wp14:editId="6C615DD7">
-          <wp:simplePos x="0" y="0"/>
-          <wp:positionH relativeFrom="column">
-            <wp:posOffset>-498475</wp:posOffset>
-          </wp:positionH>
-          <wp:positionV relativeFrom="paragraph">
-            <wp:posOffset>-1610360</wp:posOffset>
-          </wp:positionV>
-          <wp:extent cx="7591425" cy="1904365"/>
-          <wp:effectExtent l="552450" t="114300" r="104775" b="172085"/>
-          <wp:wrapNone/>
-          <wp:docPr id="1967406973" name="Picture 7"/>
-          <wp:cNvGraphicFramePr>
-            <a:graphicFrameLocks xmlns:a="http://schemas.openxmlformats.org/drawingml/2006/main" noChangeAspect="1"/>
-          </wp:cNvGraphicFramePr>
-          <a:graphic xmlns:a="http://schemas.openxmlformats.org/drawingml/2006/main">
-            <a:graphicData uri="http://schemas.openxmlformats.org/drawingml/2006/picture">
-              <pic:pic xmlns:pic="http://schemas.openxmlformats.org/drawingml/2006/picture">
-                <pic:nvPicPr>
-                  <pic:cNvPr id="0" name="Picture 1"/>
-                  <pic:cNvPicPr>
-                    <a:picLocks noChangeAspect="1" noChangeArrowheads="1"/>
-                  </pic:cNvPicPr>
-                </pic:nvPicPr>
-                <pic:blipFill>
-                  <a:blip r:embed="rId1">
-                    <a:extLst>
-                      <a:ext uri="{28A0092B-C50C-407E-A947-70E740481C1C}">
-                        <a14:useLocalDpi xmlns:a14="http://schemas.microsoft.com/office/drawing/2010/main" val="0"/>
-                      </a:ext>
-                    </a:extLst>
-                  </a:blip>
-                  <a:srcRect/>
-                  <a:stretch>
-                    <a:fillRect/>
-                  </a:stretch>
-                </pic:blipFill>
-                <pic:spPr bwMode="auto">
-                  <a:xfrm>
-                    <a:off x="0" y="0"/>
-                    <a:ext cx="7591425" cy="1904365"/>
-                  </a:xfrm>
-                  <a:prstGeom prst="rect">
-                    <a:avLst/>
-                  </a:prstGeom>
-                  <a:ln w="127000" cap="rnd">
-                    <a:solidFill>
-                      <a:srgbClr val="FFFFFF"/>
-                    </a:solidFill>
-                  </a:ln>
-                  <a:effectLst>
-                    <a:outerShdw blurRad="76200" dist="95250" dir="10500000" sx="97000" sy="23000" kx="900000" algn="br" rotWithShape="0">
-                      <a:srgbClr val="000000">
-                        <a:alpha val="20000"/>
-                      </a:srgbClr>
-                    </a:outerShdw>
-                  </a:effectLst>
-                  <a:scene3d>
-                    <a:camera prst="orthographicFront"/>
-                    <a:lightRig rig="twoPt" dir="t">
-                      <a:rot lat="0" lon="0" rev="7800000"/>
-                    </a:lightRig>
-                  </a:scene3d>
-                  <a:sp3d contourW="6350">
-                    <a:bevelT w="50800" h="16510"/>
-                    <a:contourClr>
-                      <a:srgbClr val="C0C0C0"/>
-                    </a:contourClr>
-                  </a:sp3d>
-                </pic:spPr>
-              </pic:pic>
-            </a:graphicData>
-          </a:graphic>
-          <wp14:sizeRelH relativeFrom="margin">
-            <wp14:pctWidth>0</wp14:pctWidth>
-          </wp14:sizeRelH>
-          <wp14:sizeRelV relativeFrom="margin">
-            <wp14:pctHeight>0</wp14:pctHeight>
-          </wp14:sizeRelV>
-        </wp:anchor>
-      </w:drawing>
+      <w:pict w14:anchorId="22899DFB">
+        <v:shapetype id="_x0000_t136" coordsize="21600,21600" o:spt="136" adj="10800" path="m@7,l@8,m@5,21600l@6,21600e">
+          <v:formulas>
+            <v:f eqn="sum #0 0 10800"/>
+            <v:f eqn="prod #0 2 1"/>
+            <v:f eqn="sum 21600 0 @1"/>
+            <v:f eqn="sum 0 0 @2"/>
+            <v:f eqn="sum 21600 0 @3"/>
+            <v:f eqn="if @0 @3 0"/>
+            <v:f eqn="if @0 21600 @1"/>
+            <v:f eqn="if @0 0 @2"/>
+            <v:f eqn="if @0 @4 21600"/>
+            <v:f eqn="mid @5 @6"/>
+            <v:f eqn="mid @8 @5"/>
+            <v:f eqn="mid @7 @8"/>
+            <v:f eqn="mid @6 @7"/>
+            <v:f eqn="sum @6 0 @5"/>
+          </v:formulas>
+          <v:path textpathok="t" o:connecttype="custom" o:connectlocs="@9,0;@10,10800;@11,21600;@12,10800" o:connectangles="270,180,90,0"/>
+          <v:textpath on="t" fitshape="t"/>
+          <v:handles>
+            <v:h position="#0,bottomRight" xrange="6629,14971"/>
+          </v:handles>
+          <o:lock v:ext="edit" text="t" shapetype="t"/>
+        </v:shapetype>
+        <v:shape id="PowerPlusWaterMarkObject462468437" o:spid="_x0000_s1026" type="#_x0000_t136" style="position:absolute;margin-left:212.95pt;margin-top:671.95pt;width:85.8pt;height:14.4pt;z-index:-251569152;mso-position-horizontal-relative:margin;mso-position-vertical-relative:margin" o:allowincell="f" fillcolor="silver" stroked="f">
+          <v:textpath style="font-family:&quot;Calibri&quot;;font-size:12pt" string="{{ submitter_g }}"/>
+          <w10:wrap anchorx="margin" anchory="margin"/>
+        </v:shape>
+      </w:pict>
     </w:r>
+  </w:p>
+  <w:tbl>
+    <w:tblPr>
+      <w:tblStyle w:val="TableGrid"/>
+      <w:tblW w:w="10084" w:type="dxa"/>
+      <w:tblInd w:w="360" w:type="dxa"/>
+      <w:tblBorders>
+        <w:top w:val="none" w:sz="0" w:space="0" w:color="auto"/>
+        <w:left w:val="none" w:sz="0" w:space="0" w:color="auto"/>
+        <w:bottom w:val="none" w:sz="0" w:space="0" w:color="auto"/>
+        <w:right w:val="none" w:sz="0" w:space="0" w:color="auto"/>
+        <w:insideH w:val="none" w:sz="0" w:space="0" w:color="auto"/>
+        <w:insideV w:val="none" w:sz="0" w:space="0" w:color="auto"/>
+      </w:tblBorders>
+      <w:tblLook w:val="04A0" w:firstRow="1" w:lastRow="0" w:firstColumn="1" w:lastColumn="0" w:noHBand="0" w:noVBand="1"/>
+    </w:tblPr>
+    <w:tblGrid>
+      <w:gridCol w:w="3361"/>
+      <w:gridCol w:w="3361"/>
+      <w:gridCol w:w="3362"/>
+    </w:tblGrid>
+    <w:tr>
+      <w:trPr>
+        <w:trHeight w:val="825"/>
+      </w:trPr>
+      <w:tc>
+        <w:tcPr>
+          <w:tcW w:w="3361" w:type="dxa"/>
+          <w:vAlign w:val="center"/>
+        </w:tcPr>
+        <w:p>
+          <w:pPr>
+            <w:pStyle w:val="Footer"/>
+            <w:tabs>
+              <w:tab w:val="left" w:pos="540"/>
+              <w:tab w:val="left" w:pos="810"/>
+              <w:tab w:val="left" w:pos="8280"/>
+            </w:tabs>
+          </w:pPr>
+          <w:r>
+            <w:rPr>
+              <w:noProof/>
+              <w:sz w:val="20"/>
+            </w:rPr>
+            <w:drawing>
+              <wp:anchor distT="0" distB="0" distL="0" distR="0" simplePos="0" relativeHeight="251732992" behindDoc="1" locked="0" layoutInCell="1" allowOverlap="1" wp14:anchorId="147E6F18" wp14:editId="51789514">
+                <wp:simplePos x="0" y="0"/>
+                <wp:positionH relativeFrom="page">
+                  <wp:posOffset>59055</wp:posOffset>
+                </wp:positionH>
+                <wp:positionV relativeFrom="page">
+                  <wp:posOffset>116840</wp:posOffset>
+                </wp:positionV>
+                <wp:extent cx="252768" cy="252780"/>
+                <wp:effectExtent l="0" t="0" r="0" b="0"/>
+                <wp:wrapNone/>
+                <wp:docPr id="1349149289" name="Image 8" descr="A white house in a red circle&#10;&#10;AI-generated content may be incorrect."/>
+                <wp:cNvGraphicFramePr>
+                  <a:graphicFrameLocks xmlns:a="http://schemas.openxmlformats.org/drawingml/2006/main"/>
+                </wp:cNvGraphicFramePr>
+                <a:graphic xmlns:a="http://schemas.openxmlformats.org/drawingml/2006/main">
+                  <a:graphicData uri="http://schemas.openxmlformats.org/drawingml/2006/picture">
+                    <pic:pic xmlns:pic="http://schemas.openxmlformats.org/drawingml/2006/picture">
+                      <pic:nvPicPr>
+                        <pic:cNvPr id="205844507" name="Image 8" descr="A white house in a red circle&#10;&#10;AI-generated content may be incorrect."/>
+                        <pic:cNvPicPr/>
+                      </pic:nvPicPr>
+                      <pic:blipFill>
+                        <a:blip r:embed="rId1" cstate="print"/>
+                        <a:stretch>
+                          <a:fillRect/>
+                        </a:stretch>
+                      </pic:blipFill>
+                      <pic:spPr>
+                        <a:xfrm>
+                          <a:off x="0" y="0"/>
+                          <a:ext cx="252768" cy="252780"/>
+                        </a:xfrm>
+                        <a:prstGeom prst="rect">
+                          <a:avLst/>
+                        </a:prstGeom>
+                      </pic:spPr>
+                    </pic:pic>
+                  </a:graphicData>
+                </a:graphic>
+              </wp:anchor>
+            </w:drawing>
+          </w:r>
+          <w:r>
+            <w:rPr>
+              <w:noProof/>
+              <w:sz w:val="20"/>
+            </w:rPr>
+            <mc:AlternateContent>
+              <mc:Choice Requires="wps">
+                <w:drawing>
+                  <wp:anchor distT="0" distB="0" distL="0" distR="0" simplePos="0" relativeHeight="251734016" behindDoc="1" locked="0" layoutInCell="1" allowOverlap="1" wp14:anchorId="19FC044C" wp14:editId="743D9DE4">
+                    <wp:simplePos x="0" y="0"/>
+                    <wp:positionH relativeFrom="page">
+                      <wp:posOffset>354965</wp:posOffset>
+                    </wp:positionH>
+                    <wp:positionV relativeFrom="page">
+                      <wp:posOffset>186690</wp:posOffset>
+                    </wp:positionV>
+                    <wp:extent cx="1467485" cy="131445"/>
+                    <wp:effectExtent l="0" t="0" r="0" b="0"/>
+                    <wp:wrapNone/>
+                    <wp:docPr id="677797860" name="Textbox 13"/>
+                    <wp:cNvGraphicFramePr>
+                      <a:graphicFrameLocks xmlns:a="http://schemas.openxmlformats.org/drawingml/2006/main"/>
+                    </wp:cNvGraphicFramePr>
+                    <a:graphic xmlns:a="http://schemas.openxmlformats.org/drawingml/2006/main">
+                      <a:graphicData uri="http://schemas.microsoft.com/office/word/2010/wordprocessingShape">
+                        <wps:wsp>
+                          <wps:cNvSpPr txBox="1">
+                            <a:spLocks/>
+                          </wps:cNvSpPr>
+                          <wps:spPr>
+                            <a:xfrm>
+                              <a:off x="0" y="0"/>
+                              <a:ext cx="1467485" cy="131445"/>
+                            </a:xfrm>
+                            <a:prstGeom prst="rect">
+                              <a:avLst/>
+                            </a:prstGeom>
+                          </wps:spPr>
+                          <wps:txbx>
+                            <w:txbxContent>
+                              <w:p>
+                                <w:pPr>
+                                  <w:spacing w:line="184" w:lineRule="exact"/>
+                                  <w:ind w:left="20"/>
+                                  <w:rPr>
+                                    <w:sz w:val="16"/>
+                                  </w:rPr>
+                                </w:pPr>
+                                <w:r>
+                                  <w:rPr>
+                                    <w:color w:val="A09F9F"/>
+                                    <w:spacing w:val="-6"/>
+                                    <w:sz w:val="16"/>
+                                  </w:rPr>
+                                  <w:t>Abu Dhabi,</w:t>
+                                </w:r>
+                                <w:r>
+                                  <w:rPr>
+                                    <w:color w:val="A09F9F"/>
+                                    <w:spacing w:val="-10"/>
+                                    <w:sz w:val="16"/>
+                                  </w:rPr>
+                                  <w:t xml:space="preserve"> </w:t>
+                                </w:r>
+                                <w:r>
+                                  <w:rPr>
+                                    <w:color w:val="A09F9F"/>
+                                    <w:spacing w:val="-6"/>
+                                    <w:sz w:val="16"/>
+                                  </w:rPr>
+                                  <w:t>United</w:t>
+                                </w:r>
+                                <w:r>
+                                  <w:rPr>
+                                    <w:color w:val="A09F9F"/>
+                                    <w:spacing w:val="-9"/>
+                                    <w:sz w:val="16"/>
+                                  </w:rPr>
+                                  <w:t xml:space="preserve"> </w:t>
+                                </w:r>
+                                <w:r>
+                                  <w:rPr>
+                                    <w:color w:val="A09F9F"/>
+                                    <w:spacing w:val="-6"/>
+                                    <w:sz w:val="16"/>
+                                  </w:rPr>
+                                  <w:t>Arab</w:t>
+                                </w:r>
+                                <w:r>
+                                  <w:rPr>
+                                    <w:color w:val="A09F9F"/>
+                                    <w:spacing w:val="-10"/>
+                                    <w:sz w:val="16"/>
+                                  </w:rPr>
+                                  <w:t xml:space="preserve"> </w:t>
+                                </w:r>
+                                <w:r>
+                                  <w:rPr>
+                                    <w:color w:val="A09F9F"/>
+                                    <w:spacing w:val="-6"/>
+                                    <w:sz w:val="16"/>
+                                  </w:rPr>
+                                  <w:t>Emirates</w:t>
+                                </w:r>
+                              </w:p>
+                            </w:txbxContent>
+                          </wps:txbx>
+                          <wps:bodyPr wrap="square" lIns="0" tIns="0" rIns="0" bIns="0" rtlCol="0">
+                            <a:noAutofit/>
+                          </wps:bodyPr>
+                        </wps:wsp>
+                      </a:graphicData>
+                    </a:graphic>
+                  </wp:anchor>
+                </w:drawing>
+              </mc:Choice>
+              <mc:Fallback>
+                <w:pict>
+                  <v:shapetype w14:anchorId="19FC044C" id="_x0000_t202" coordsize="21600,21600" o:spt="202" path="m,l,21600r21600,l21600,xe">
+                    <v:stroke joinstyle="miter"/>
+                    <v:path gradientshapeok="t" o:connecttype="rect"/>
+                  </v:shapetype>
+                  <v:shape id="_x0000_s1030" type="#_x0000_t202" style="position:absolute;margin-left:27.95pt;margin-top:14.7pt;width:115.55pt;height:10.35pt;z-index:-251582464;visibility:visible;mso-wrap-style:square;mso-wrap-distance-left:0;mso-wrap-distance-top:0;mso-wrap-distance-right:0;mso-wrap-distance-bottom:0;mso-position-horizontal:absolute;mso-position-horizontal-relative:page;mso-position-vertical:absolute;mso-position-vertical-relative:page;v-text-anchor:top" o:gfxdata="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" filled="f" stroked="f">
+                    <v:textbox inset="0,0,0,0">
+                      <w:txbxContent>
+                        <w:p>
+                          <w:pPr>
+                            <w:spacing w:line="184" w:lineRule="exact"/>
+                            <w:ind w:left="20"/>
+                            <w:rPr>
+                              <w:sz w:val="16"/>
+                            </w:rPr>
+                          </w:pPr>
+                          <w:r>
+                            <w:rPr>
+                              <w:color w:val="A09F9F"/>
+                              <w:spacing w:val="-6"/>
+                              <w:sz w:val="16"/>
+                            </w:rPr>
+                            <w:t>Abu Dhabi,</w:t>
+                          </w:r>
+                          <w:r>
+                            <w:rPr>
+                              <w:color w:val="A09F9F"/>
+                              <w:spacing w:val="-10"/>
+                              <w:sz w:val="16"/>
+                            </w:rPr>
+                            <w:t xml:space="preserve"> </w:t>
+                          </w:r>
+                          <w:r>
+                            <w:rPr>
+                              <w:color w:val="A09F9F"/>
+                              <w:spacing w:val="-6"/>
+                              <w:sz w:val="16"/>
+                            </w:rPr>
+                            <w:t>United</w:t>
+                          </w:r>
+                          <w:r>
+                            <w:rPr>
+                              <w:color w:val="A09F9F"/>
+                              <w:spacing w:val="-9"/>
+                              <w:sz w:val="16"/>
+                            </w:rPr>
+                            <w:t xml:space="preserve"> </w:t>
+                          </w:r>
+                          <w:r>
+                            <w:rPr>
+                              <w:color w:val="A09F9F"/>
+                              <w:spacing w:val="-6"/>
+                              <w:sz w:val="16"/>
+                            </w:rPr>
+                            <w:t>Arab</w:t>
+                          </w:r>
+                          <w:r>
+                            <w:rPr>
+                              <w:color w:val="A09F9F"/>
+                              <w:spacing w:val="-10"/>
+                              <w:sz w:val="16"/>
+                            </w:rPr>
+                            <w:t xml:space="preserve"> </w:t>
+                          </w:r>
+                          <w:r>
+                            <w:rPr>
+                              <w:color w:val="A09F9F"/>
+                              <w:spacing w:val="-6"/>
+                              <w:sz w:val="16"/>
+                            </w:rPr>
+                            <w:t>Emirates</w:t>
+                          </w:r>
+                        </w:p>
+                      </w:txbxContent>
+                    </v:textbox>
+                    <w10:wrap anchorx="page" anchory="page"/>
+                  </v:shape>
+                </w:pict>
+              </mc:Fallback>
+            </mc:AlternateContent>
+          </w:r>
+        </w:p>
+      </w:tc>
+      <w:tc>
+        <w:tcPr>
+          <w:tcW w:w="3361" w:type="dxa"/>
+          <w:vAlign w:val="center"/>
+        </w:tcPr>
+        <w:p>
+          <w:pPr>
+            <w:pStyle w:val="Footer"/>
+            <w:tabs>
+              <w:tab w:val="left" w:pos="540"/>
+              <w:tab w:val="left" w:pos="810"/>
+              <w:tab w:val="left" w:pos="8280"/>
+            </w:tabs>
+          </w:pPr>
+          <w:r>
+            <w:rPr>
+              <w:noProof/>
+              <w:sz w:val="20"/>
+            </w:rPr>
+            <w:drawing>
+              <wp:anchor distT="0" distB="0" distL="0" distR="0" simplePos="0" relativeHeight="251735040" behindDoc="1" locked="0" layoutInCell="1" allowOverlap="1" wp14:anchorId="7ADF1C33" wp14:editId="5C49D1C7">
+                <wp:simplePos x="0" y="0"/>
+                <wp:positionH relativeFrom="page">
+                  <wp:posOffset>63500</wp:posOffset>
+                </wp:positionH>
+                <wp:positionV relativeFrom="page">
+                  <wp:posOffset>116840</wp:posOffset>
+                </wp:positionV>
+                <wp:extent cx="252768" cy="252780"/>
+                <wp:effectExtent l="0" t="0" r="0" b="0"/>
+                <wp:wrapNone/>
+                <wp:docPr id="1488181570" name="Image 9" descr="A red and black logo&#10;&#10;AI-generated content may be incorrect."/>
+                <wp:cNvGraphicFramePr>
+                  <a:graphicFrameLocks xmlns:a="http://schemas.openxmlformats.org/drawingml/2006/main"/>
+                </wp:cNvGraphicFramePr>
+                <a:graphic xmlns:a="http://schemas.openxmlformats.org/drawingml/2006/main">
+                  <a:graphicData uri="http://schemas.openxmlformats.org/drawingml/2006/picture">
+                    <pic:pic xmlns:pic="http://schemas.openxmlformats.org/drawingml/2006/picture">
+                      <pic:nvPicPr>
+                        <pic:cNvPr id="739794193" name="Image 9" descr="A red and black logo&#10;&#10;AI-generated content may be incorrect."/>
+                        <pic:cNvPicPr/>
+                      </pic:nvPicPr>
+                      <pic:blipFill>
+                        <a:blip r:embed="rId2" cstate="print"/>
+                        <a:stretch>
+                          <a:fillRect/>
+                        </a:stretch>
+                      </pic:blipFill>
+                      <pic:spPr>
+                        <a:xfrm>
+                          <a:off x="0" y="0"/>
+                          <a:ext cx="252768" cy="252780"/>
+                        </a:xfrm>
+                        <a:prstGeom prst="rect">
+                          <a:avLst/>
+                        </a:prstGeom>
+                      </pic:spPr>
+                    </pic:pic>
+                  </a:graphicData>
+                </a:graphic>
+              </wp:anchor>
+            </w:drawing>
+          </w:r>
+          <w:r>
+            <w:rPr>
+              <w:noProof/>
+              <w:sz w:val="20"/>
+            </w:rPr>
+            <mc:AlternateContent>
+              <mc:Choice Requires="wps">
+                <w:drawing>
+                  <wp:anchor distT="0" distB="0" distL="0" distR="0" simplePos="0" relativeHeight="251736064" behindDoc="1" locked="0" layoutInCell="1" allowOverlap="1" wp14:anchorId="1701A5DF" wp14:editId="3545290A">
+                    <wp:simplePos x="0" y="0"/>
+                    <wp:positionH relativeFrom="page">
+                      <wp:posOffset>459740</wp:posOffset>
+                    </wp:positionH>
+                    <wp:positionV relativeFrom="page">
+                      <wp:posOffset>129540</wp:posOffset>
+                    </wp:positionV>
+                    <wp:extent cx="1002030" cy="280670"/>
+                    <wp:effectExtent l="0" t="0" r="0" b="0"/>
+                    <wp:wrapNone/>
+                    <wp:docPr id="1162565882" name="Textbox 11"/>
+                    <wp:cNvGraphicFramePr>
+                      <a:graphicFrameLocks xmlns:a="http://schemas.openxmlformats.org/drawingml/2006/main"/>
+                    </wp:cNvGraphicFramePr>
+                    <a:graphic xmlns:a="http://schemas.openxmlformats.org/drawingml/2006/main">
+                      <a:graphicData uri="http://schemas.microsoft.com/office/word/2010/wordprocessingShape">
+                        <wps:wsp>
+                          <wps:cNvSpPr txBox="1">
+                            <a:spLocks/>
+                          </wps:cNvSpPr>
+                          <wps:spPr>
+                            <a:xfrm>
+                              <a:off x="0" y="0"/>
+                              <a:ext cx="1002030" cy="280670"/>
+                            </a:xfrm>
+                            <a:prstGeom prst="rect">
+                              <a:avLst/>
+                            </a:prstGeom>
+                          </wps:spPr>
+                          <wps:txbx>
+                            <w:txbxContent>
+                              <w:p>
+                                <w:pPr>
+                                  <w:pStyle w:val="BodyText"/>
+                                  <w:spacing w:line="183" w:lineRule="exact"/>
+                                  <w:ind w:left="20"/>
+                                </w:pPr>
+                                <w:hyperlink r:id="rId3">
+                                  <w:r>
+                                    <w:rPr>
+                                      <w:color w:val="A09F9F"/>
+                                      <w:spacing w:val="-11"/>
+                                    </w:rPr>
+                                    <w:t>info@gss-</w:t>
+                                  </w:r>
+                                  <w:r>
+                                    <w:rPr>
+                                      <w:color w:val="A09F9F"/>
+                                      <w:spacing w:val="-6"/>
+                                    </w:rPr>
+                                    <w:t>group.net</w:t>
+                                  </w:r>
+                                </w:hyperlink>
+                              </w:p>
+                              <w:p>
+                                <w:pPr>
+                                  <w:pStyle w:val="BodyText"/>
+                                  <w:spacing w:line="236" w:lineRule="exact"/>
+                                  <w:ind w:left="36"/>
+                                </w:pPr>
+                                <w:hyperlink r:id="rId4">
+                                  <w:r>
+                                    <w:rPr>
+                                      <w:color w:val="A09F9F"/>
+                                      <w:spacing w:val="-9"/>
+                                    </w:rPr>
+                                    <w:t>www.gss-</w:t>
+                                  </w:r>
+                                  <w:r>
+                                    <w:rPr>
+                                      <w:color w:val="A09F9F"/>
+                                      <w:spacing w:val="-5"/>
+                                    </w:rPr>
+                                    <w:t>group.net</w:t>
+                                  </w:r>
+                                </w:hyperlink>
+                              </w:p>
+                            </w:txbxContent>
+                          </wps:txbx>
+                          <wps:bodyPr wrap="square" lIns="0" tIns="0" rIns="0" bIns="0" rtlCol="0">
+                            <a:noAutofit/>
+                          </wps:bodyPr>
+                        </wps:wsp>
+                      </a:graphicData>
+                    </a:graphic>
+                  </wp:anchor>
+                </w:drawing>
+              </mc:Choice>
+              <mc:Fallback>
+                <w:pict>
+                  <v:shape w14:anchorId="1701A5DF" id="_x0000_s1031" type="#_x0000_t202" style="position:absolute;margin-left:36.2pt;margin-top:10.2pt;width:78.9pt;height:22.1pt;z-index:-251580416;visibility:visible;mso-wrap-style:square;mso-wrap-distance-left:0;mso-wrap-distance-top:0;mso-wrap-distance-right:0;mso-wrap-distance-bottom:0;mso-position-horizontal:absolute;mso-position-horizontal-relative:page;mso-position-vertical:absolute;mso-position-vertical-relative:page;v-text-anchor:top" o:gfxdata="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" filled="f" stroked="f">
+                    <v:textbox inset="0,0,0,0">
+                      <w:txbxContent>
+                        <w:p>
+                          <w:pPr>
+                            <w:pStyle w:val="BodyText"/>
+                            <w:spacing w:line="183" w:lineRule="exact"/>
+                            <w:ind w:left="20"/>
+                          </w:pPr>
+                          <w:hyperlink r:id="rId5">
+                            <w:r>
+                              <w:rPr>
+                                <w:color w:val="A09F9F"/>
+                                <w:spacing w:val="-11"/>
+                              </w:rPr>
+                              <w:t>info@gss-</w:t>
+                            </w:r>
+                            <w:r>
+                              <w:rPr>
+                                <w:color w:val="A09F9F"/>
+                                <w:spacing w:val="-6"/>
+                              </w:rPr>
+                              <w:t>group.net</w:t>
+                            </w:r>
+                          </w:hyperlink>
+                        </w:p>
+                        <w:p>
+                          <w:pPr>
+                            <w:pStyle w:val="BodyText"/>
+                            <w:spacing w:line="236" w:lineRule="exact"/>
+                            <w:ind w:left="36"/>
+                          </w:pPr>
+                          <w:hyperlink r:id="rId6">
+                            <w:r>
+                              <w:rPr>
+                                <w:color w:val="A09F9F"/>
+                                <w:spacing w:val="-9"/>
+                              </w:rPr>
+                              <w:t>www.gss-</w:t>
+                            </w:r>
+                            <w:r>
+                              <w:rPr>
+                                <w:color w:val="A09F9F"/>
+                                <w:spacing w:val="-5"/>
+                              </w:rPr>
+                              <w:t>group.net</w:t>
+                            </w:r>
+                          </w:hyperlink>
+                        </w:p>
+                      </w:txbxContent>
+                    </v:textbox>
+                    <w10:wrap anchorx="page" anchory="page"/>
+                  </v:shape>
+                </w:pict>
+              </mc:Fallback>
+            </mc:AlternateContent>
+          </w:r>
+        </w:p>
+      </w:tc>
+      <w:tc>
+        <w:tcPr>
+          <w:tcW w:w="3362" w:type="dxa"/>
+          <w:vAlign w:val="center"/>
+        </w:tcPr>
+        <w:p>
+          <w:pPr>
+            <w:pStyle w:val="Footer"/>
+            <w:tabs>
+              <w:tab w:val="left" w:pos="540"/>
+              <w:tab w:val="left" w:pos="810"/>
+              <w:tab w:val="left" w:pos="8280"/>
+            </w:tabs>
+          </w:pPr>
+          <w:r>
+            <w:rPr>
+              <w:noProof/>
+              <w:sz w:val="20"/>
+            </w:rPr>
+            <w:drawing>
+              <wp:anchor distT="0" distB="0" distL="0" distR="0" simplePos="0" relativeHeight="251737088" behindDoc="1" locked="0" layoutInCell="1" allowOverlap="1" wp14:anchorId="394433FC" wp14:editId="088B0BBD">
+                <wp:simplePos x="0" y="0"/>
+                <wp:positionH relativeFrom="page">
+                  <wp:posOffset>60325</wp:posOffset>
+                </wp:positionH>
+                <wp:positionV relativeFrom="page">
+                  <wp:posOffset>120015</wp:posOffset>
+                </wp:positionV>
+                <wp:extent cx="252768" cy="252780"/>
+                <wp:effectExtent l="0" t="0" r="0" b="0"/>
+                <wp:wrapNone/>
+                <wp:docPr id="1960223898" name="Image 7" descr="A red and white phone logo&#10;&#10;AI-generated content may be incorrect."/>
+                <wp:cNvGraphicFramePr>
+                  <a:graphicFrameLocks xmlns:a="http://schemas.openxmlformats.org/drawingml/2006/main"/>
+                </wp:cNvGraphicFramePr>
+                <a:graphic xmlns:a="http://schemas.openxmlformats.org/drawingml/2006/main">
+                  <a:graphicData uri="http://schemas.openxmlformats.org/drawingml/2006/picture">
+                    <pic:pic xmlns:pic="http://schemas.openxmlformats.org/drawingml/2006/picture">
+                      <pic:nvPicPr>
+                        <pic:cNvPr id="501461693" name="Image 7" descr="A red and white phone logo&#10;&#10;AI-generated content may be incorrect."/>
+                        <pic:cNvPicPr/>
+                      </pic:nvPicPr>
+                      <pic:blipFill>
+                        <a:blip r:embed="rId7" cstate="print"/>
+                        <a:stretch>
+                          <a:fillRect/>
+                        </a:stretch>
+                      </pic:blipFill>
+                      <pic:spPr>
+                        <a:xfrm>
+                          <a:off x="0" y="0"/>
+                          <a:ext cx="252768" cy="252780"/>
+                        </a:xfrm>
+                        <a:prstGeom prst="rect">
+                          <a:avLst/>
+                        </a:prstGeom>
+                      </pic:spPr>
+                    </pic:pic>
+                  </a:graphicData>
+                </a:graphic>
+              </wp:anchor>
+            </w:drawing>
+          </w:r>
+          <w:r>
+            <w:rPr>
+              <w:noProof/>
+              <w:sz w:val="20"/>
+            </w:rPr>
+            <mc:AlternateContent>
+              <mc:Choice Requires="wps">
+                <w:drawing>
+                  <wp:anchor distT="0" distB="0" distL="0" distR="0" simplePos="0" relativeHeight="251738112" behindDoc="1" locked="0" layoutInCell="1" allowOverlap="1" wp14:anchorId="594E062F" wp14:editId="21501F94">
+                    <wp:simplePos x="0" y="0"/>
+                    <wp:positionH relativeFrom="page">
+                      <wp:posOffset>418465</wp:posOffset>
+                    </wp:positionH>
+                    <wp:positionV relativeFrom="page">
+                      <wp:posOffset>116840</wp:posOffset>
+                    </wp:positionV>
+                    <wp:extent cx="1095375" cy="281940"/>
+                    <wp:effectExtent l="0" t="0" r="0" b="0"/>
+                    <wp:wrapNone/>
+                    <wp:docPr id="125634665" name="Textbox 12"/>
+                    <wp:cNvGraphicFramePr>
+                      <a:graphicFrameLocks xmlns:a="http://schemas.openxmlformats.org/drawingml/2006/main"/>
+                    </wp:cNvGraphicFramePr>
+                    <a:graphic xmlns:a="http://schemas.openxmlformats.org/drawingml/2006/main">
+                      <a:graphicData uri="http://schemas.microsoft.com/office/word/2010/wordprocessingShape">
+                        <wps:wsp>
+                          <wps:cNvSpPr txBox="1">
+                            <a:spLocks/>
+                          </wps:cNvSpPr>
+                          <wps:spPr>
+                            <a:xfrm>
+                              <a:off x="0" y="0"/>
+                              <a:ext cx="1095375" cy="281940"/>
+                            </a:xfrm>
+                            <a:prstGeom prst="rect">
+                              <a:avLst/>
+                            </a:prstGeom>
+                          </wps:spPr>
+                          <wps:txbx>
+                            <w:txbxContent>
+                              <w:p>
+                                <w:pPr>
+                                  <w:pStyle w:val="BodyText"/>
+                                  <w:spacing w:line="200" w:lineRule="exact"/>
+                                  <w:ind w:left="20"/>
+                                </w:pPr>
+                                <w:r>
+                                  <w:rPr>
+                                    <w:color w:val="A09F9F"/>
+                                    <w:spacing w:val="-8"/>
+                                  </w:rPr>
+                                  <w:t>Phone:</w:t>
+                                </w:r>
+                                <w:r>
+                                  <w:rPr>
+                                    <w:color w:val="A09F9F"/>
+                                    <w:spacing w:val="-14"/>
+                                  </w:rPr>
+                                  <w:t xml:space="preserve"> </w:t>
+                                </w:r>
+                                <w:r>
+                                  <w:rPr>
+                                    <w:color w:val="A09F9F"/>
+                                    <w:spacing w:val="-8"/>
+                                  </w:rPr>
+                                  <w:t>+9712</w:t>
+                                </w:r>
+                                <w:r>
+                                  <w:rPr>
+                                    <w:color w:val="A09F9F"/>
+                                    <w:spacing w:val="-14"/>
+                                  </w:rPr>
+                                  <w:t xml:space="preserve"> </w:t>
+                                </w:r>
+                                <w:r>
+                                  <w:rPr>
+                                    <w:color w:val="A09F9F"/>
+                                    <w:spacing w:val="-8"/>
+                                  </w:rPr>
+                                  <w:t>6666898</w:t>
+                                </w:r>
+                              </w:p>
+                              <w:p>
+                                <w:pPr>
+                                  <w:spacing w:line="219" w:lineRule="exact"/>
+                                  <w:ind w:left="20"/>
+                                  <w:rPr>
+                                    <w:rFonts w:ascii="Gill Sans MT"/>
+                                    <w:sz w:val="19"/>
+                                  </w:rPr>
+                                </w:pPr>
+                                <w:r>
+                                  <w:rPr>
+                                    <w:rFonts w:ascii="Gill Sans MT"/>
+                                    <w:color w:val="A09F9F"/>
+                                    <w:sz w:val="19"/>
+                                  </w:rPr>
+                                  <w:t>Fax:</w:t>
+                                </w:r>
+                                <w:r>
+                                  <w:rPr>
+                                    <w:rFonts w:ascii="Gill Sans MT"/>
+                                    <w:color w:val="A09F9F"/>
+                                    <w:spacing w:val="-6"/>
+                                    <w:sz w:val="19"/>
+                                  </w:rPr>
+                                  <w:t xml:space="preserve"> </w:t>
+                                </w:r>
+                                <w:r>
+                                  <w:rPr>
+                                    <w:rFonts w:ascii="Gill Sans MT"/>
+                                    <w:color w:val="A09F9F"/>
+                                    <w:sz w:val="19"/>
+                                  </w:rPr>
+                                  <w:t>+971</w:t>
+                                </w:r>
+                                <w:r>
+                                  <w:rPr>
+                                    <w:rFonts w:ascii="Gill Sans MT"/>
+                                    <w:color w:val="A09F9F"/>
+                                    <w:spacing w:val="-6"/>
+                                    <w:sz w:val="19"/>
+                                  </w:rPr>
+                                  <w:t xml:space="preserve"> </w:t>
+                                </w:r>
+                                <w:r>
+                                  <w:rPr>
+                                    <w:rFonts w:ascii="Gill Sans MT"/>
+                                    <w:color w:val="A09F9F"/>
+                                    <w:sz w:val="19"/>
+                                  </w:rPr>
+                                  <w:t>2</w:t>
+                                </w:r>
+                                <w:r>
+                                  <w:rPr>
+                                    <w:rFonts w:ascii="Gill Sans MT"/>
+                                    <w:color w:val="A09F9F"/>
+                                    <w:spacing w:val="-6"/>
+                                    <w:sz w:val="19"/>
+                                  </w:rPr>
+                                  <w:t xml:space="preserve"> </w:t>
+                                </w:r>
+                                <w:r>
+                                  <w:rPr>
+                                    <w:rFonts w:ascii="Gill Sans MT"/>
+                                    <w:color w:val="A09F9F"/>
+                                    <w:sz w:val="19"/>
+                                  </w:rPr>
+                                  <w:t>666</w:t>
+                                </w:r>
+                                <w:r>
+                                  <w:rPr>
+                                    <w:rFonts w:ascii="Gill Sans MT"/>
+                                    <w:color w:val="A09F9F"/>
+                                    <w:spacing w:val="-6"/>
+                                    <w:sz w:val="19"/>
+                                  </w:rPr>
+                                  <w:t xml:space="preserve"> </w:t>
+                                </w:r>
+                                <w:r>
+                                  <w:rPr>
+                                    <w:rFonts w:ascii="Gill Sans MT"/>
+                                    <w:color w:val="A09F9F"/>
+                                    <w:spacing w:val="-4"/>
+                                    <w:sz w:val="19"/>
+                                  </w:rPr>
+                                  <w:t>8980</w:t>
+                                </w:r>
+                              </w:p>
+                            </w:txbxContent>
+                          </wps:txbx>
+                          <wps:bodyPr wrap="square" lIns="0" tIns="0" rIns="0" bIns="0" rtlCol="0">
+                            <a:noAutofit/>
+                          </wps:bodyPr>
+                        </wps:wsp>
+                      </a:graphicData>
+                    </a:graphic>
+                  </wp:anchor>
+                </w:drawing>
+              </mc:Choice>
+              <mc:Fallback>
+                <w:pict>
+                  <v:shape w14:anchorId="594E062F" id="_x0000_s1032" type="#_x0000_t202" style="position:absolute;margin-left:32.95pt;margin-top:9.2pt;width:86.25pt;height:22.2pt;z-index:-251578368;visibility:visible;mso-wrap-style:square;mso-wrap-distance-left:0;mso-wrap-distance-top:0;mso-wrap-distance-right:0;mso-wrap-distance-bottom:0;mso-position-horizontal:absolute;mso-position-horizontal-relative:page;mso-position-vertical:absolute;mso-position-vertical-relative:page;v-text-anchor:top" o:gfxdata="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" filled="f" stroked="f">
+                    <v:textbox inset="0,0,0,0">
+                      <w:txbxContent>
+                        <w:p>
+                          <w:pPr>
+                            <w:pStyle w:val="BodyText"/>
+                            <w:spacing w:line="200" w:lineRule="exact"/>
+                            <w:ind w:left="20"/>
+                          </w:pPr>
+                          <w:r>
+                            <w:rPr>
+                              <w:color w:val="A09F9F"/>
+                              <w:spacing w:val="-8"/>
+                            </w:rPr>
+                            <w:t>Phone:</w:t>
+                          </w:r>
+                          <w:r>
+                            <w:rPr>
+                              <w:color w:val="A09F9F"/>
+                              <w:spacing w:val="-14"/>
+                            </w:rPr>
+                            <w:t xml:space="preserve"> </w:t>
+                          </w:r>
+                          <w:r>
+                            <w:rPr>
+                              <w:color w:val="A09F9F"/>
+                              <w:spacing w:val="-8"/>
+                            </w:rPr>
+                            <w:t>+9712</w:t>
+                          </w:r>
+                          <w:r>
+                            <w:rPr>
+                              <w:color w:val="A09F9F"/>
+                              <w:spacing w:val="-14"/>
+                            </w:rPr>
+                            <w:t xml:space="preserve"> </w:t>
+                          </w:r>
+                          <w:r>
+                            <w:rPr>
+                              <w:color w:val="A09F9F"/>
+                              <w:spacing w:val="-8"/>
+                            </w:rPr>
+                            <w:t>6666898</w:t>
+                          </w:r>
+                        </w:p>
+                        <w:p>
+                          <w:pPr>
+                            <w:spacing w:line="219" w:lineRule="exact"/>
+                            <w:ind w:left="20"/>
+                            <w:rPr>
+                              <w:rFonts w:ascii="Gill Sans MT"/>
+                              <w:sz w:val="19"/>
+                            </w:rPr>
+                          </w:pPr>
+                          <w:r>
+                            <w:rPr>
+                              <w:rFonts w:ascii="Gill Sans MT"/>
+                              <w:color w:val="A09F9F"/>
+                              <w:sz w:val="19"/>
+                            </w:rPr>
+                            <w:t>Fax:</w:t>
+                          </w:r>
+                          <w:r>
+                            <w:rPr>
+                              <w:rFonts w:ascii="Gill Sans MT"/>
+                              <w:color w:val="A09F9F"/>
+                              <w:spacing w:val="-6"/>
+                              <w:sz w:val="19"/>
+                            </w:rPr>
+                            <w:t xml:space="preserve"> </w:t>
+                          </w:r>
+                          <w:r>
+                            <w:rPr>
+                              <w:rFonts w:ascii="Gill Sans MT"/>
+                              <w:color w:val="A09F9F"/>
+                              <w:sz w:val="19"/>
+                            </w:rPr>
+                            <w:t>+971</w:t>
+                          </w:r>
+                          <w:r>
+                            <w:rPr>
+                              <w:rFonts w:ascii="Gill Sans MT"/>
+                              <w:color w:val="A09F9F"/>
+                              <w:spacing w:val="-6"/>
+                              <w:sz w:val="19"/>
+                            </w:rPr>
+                            <w:t xml:space="preserve"> </w:t>
+                          </w:r>
+                          <w:r>
+                            <w:rPr>
+                              <w:rFonts w:ascii="Gill Sans MT"/>
+                              <w:color w:val="A09F9F"/>
+                              <w:sz w:val="19"/>
+                            </w:rPr>
+                            <w:t>2</w:t>
+                          </w:r>
+                          <w:r>
+                            <w:rPr>
+                              <w:rFonts w:ascii="Gill Sans MT"/>
+                              <w:color w:val="A09F9F"/>
+                              <w:spacing w:val="-6"/>
+                              <w:sz w:val="19"/>
+                            </w:rPr>
+                            <w:t xml:space="preserve"> </w:t>
+                          </w:r>
+                          <w:r>
+                            <w:rPr>
+                              <w:rFonts w:ascii="Gill Sans MT"/>
+                              <w:color w:val="A09F9F"/>
+                              <w:sz w:val="19"/>
+                            </w:rPr>
+                            <w:t>666</w:t>
+                          </w:r>
+                          <w:r>
+                            <w:rPr>
+                              <w:rFonts w:ascii="Gill Sans MT"/>
+                              <w:color w:val="A09F9F"/>
+                              <w:spacing w:val="-6"/>
+                              <w:sz w:val="19"/>
+                            </w:rPr>
+                            <w:t xml:space="preserve"> </w:t>
+                          </w:r>
+                          <w:r>
+                            <w:rPr>
+                              <w:rFonts w:ascii="Gill Sans MT"/>
+                              <w:color w:val="A09F9F"/>
+                              <w:spacing w:val="-4"/>
+                              <w:sz w:val="19"/>
+                            </w:rPr>
+                            <w:t>8980</w:t>
+                          </w:r>
+                        </w:p>
+                      </w:txbxContent>
+                    </v:textbox>
+                    <w10:wrap anchorx="page" anchory="page"/>
+                  </v:shape>
+                </w:pict>
+              </mc:Fallback>
+            </mc:AlternateContent>
+          </w:r>
+        </w:p>
+      </w:tc>
+    </w:tr>
+  </w:tbl>
+  <w:p>
+    <w:pPr>
+      <w:pStyle w:val="Footer"/>
+      <w:tabs>
+        <w:tab w:val="left" w:pos="540"/>
+        <w:tab w:val="left" w:pos="810"/>
+        <w:tab w:val="left" w:pos="8280"/>
+      </w:tabs>
+    </w:pPr>
   </w:p>
 </w:ftr>
 </file>
@@ -517,32 +2531,569 @@
 <w:hdr xmlns:wpc="http://schemas.microsoft.com/office/word/2010/wordprocessingCanvas" xmlns:cx="http://schemas.microsoft.com/office/drawing/2014/chartex" xmlns:cx1="http://schemas.microsoft.com/office/drawing/2015/9/8/chartex" xmlns:cx2="http://schemas.microsoft.com/office/drawing/2015/10/21/chartex" xmlns:cx3="http://schemas.microsoft.com/office/drawing/2016/5/9/chartex" xmlns:cx4="http://schemas.microsoft.com/office/drawing/2016/5/10/chartex" xmlns:cx5="http://schemas.microsoft.com/office/drawing/2016/5/11/chartex" xmlns:cx6="http://schemas.microsoft.com/office/drawing/2016/5/12/chartex" xmlns:cx7="http://schemas.microsoft.com/office/drawing/2016/5/13/chartex" xmlns:cx8="http://schemas.microsoft.com/office/drawing/2016/5/14/chartex" xmlns:mc="http://schemas.openxmlformats.org/markup-compatibility/2006" xmlns:aink="http://schemas.microsoft.com/office/drawing/2016/ink" xmlns:am3d="http://schemas.microsoft.com/office/drawing/2017/model3d" xmlns:o="urn:schemas-microsoft-com:office:office" xmlns:oel="http://schemas.microsoft.com/office/2019/extlst" xmlns:r="http://schemas.openxmlformats.org/officeDocument/2006/relationships" xmlns:m="http://schemas.openxmlformats.org/officeDocument/2006/math" xmlns:v="urn:schemas-microsoft-com:vml" xmlns:wp14="http://schemas.microsoft.com/office/word/2010/wordprocessingDrawing" xmlns:wp="http://schemas.openxmlformats.org/drawingml/2006/wordprocessingDrawing" xmlns:w10="urn:schemas-microsoft-com:office:word" xmlns:w="http://schemas.openxmlformats.org/wordprocessingml/2006/main" xmlns:w14="http://schemas.microsoft.com/office/word/2010/wordml" xmlns:w15="http://schemas.microsoft.com/office/word/2012/wordml" xmlns:w16cex="http://schemas.microsoft.com/office/word/2018/wordml/cex" xmlns:w16cid="http://schemas.microsoft.com/office/word/2016/wordml/cid" xmlns:w16="http://schemas.microsoft.com/office/word/2018/wordml" xmlns:w16du="http://schemas.microsoft.com/office/word/2023/wordml/word16du" xmlns:w16sdtdh="http://schemas.microsoft.com/office/word/2020/wordml/sdtdatahash" xmlns:w16sdtfl="http://schemas.microsoft.com/office/word/2024/wordml/sdtformatlock" xmlns:w16se="http://schemas.microsoft.com/office/word/2015/wordml/symex" xmlns:wpg="http://schemas.microsoft.com/office/word/2010/wordprocessingGroup" xmlns:wpi="http://schemas.microsoft.com/office/word/2010/wordprocessingInk" xmlns:wne="http://schemas.microsoft.com/office/word/2006/wordml" xmlns:wps="http://schemas.microsoft.com/office/word/2010/wordprocessingShape" mc:Ignorable="w14 w15 w16se w16cid w16 w16cex w16sdtdh w16sdtfl w16du wp14">
   <w:p>
     <w:pPr>
-      <w:spacing w:after="137"/>
-      <w:ind w:left="72" w:right="0" w:firstLine="0"/>
-      <w:jc w:val="right"/>
-      <w:rPr>
-        <w:rFonts w:asciiTheme="minorHAnsi" w:hAnsiTheme="minorHAnsi" w:cstheme="minorHAnsi"/>
-        <w:b/>
-        <w:bCs/>
-      </w:rPr>
+      <w:pStyle w:val="Header"/>
     </w:pPr>
     <w:r>
       <w:rPr>
         <w:noProof/>
       </w:rPr>
+      <w:pict w14:anchorId="6A474621">
+        <v:shapetype id="_x0000_t136" coordsize="21600,21600" o:spt="136" adj="10800" path="m@7,l@8,m@5,21600l@6,21600e">
+          <v:formulas>
+            <v:f eqn="sum #0 0 10800"/>
+            <v:f eqn="prod #0 2 1"/>
+            <v:f eqn="sum 21600 0 @1"/>
+            <v:f eqn="sum 0 0 @2"/>
+            <v:f eqn="sum 21600 0 @3"/>
+            <v:f eqn="if @0 @3 0"/>
+            <v:f eqn="if @0 21600 @1"/>
+            <v:f eqn="if @0 0 @2"/>
+            <v:f eqn="if @0 @4 21600"/>
+            <v:f eqn="mid @5 @6"/>
+            <v:f eqn="mid @8 @5"/>
+            <v:f eqn="mid @7 @8"/>
+            <v:f eqn="mid @6 @7"/>
+            <v:f eqn="sum @6 0 @5"/>
+          </v:formulas>
+          <v:path textpathok="t" o:connecttype="custom" o:connectlocs="@9,0;@10,10800;@11,21600;@12,10800" o:connectangles="270,180,90,0"/>
+          <v:textpath on="t" fitshape="t"/>
+          <v:handles>
+            <v:h position="#0,bottomRight" xrange="6629,14971"/>
+          </v:handles>
+          <o:lock v:ext="edit" text="t" shapetype="t"/>
+        </v:shapetype>
+        <v:shape id="PowerPlusWaterMarkObject462468438" o:spid="_x0000_s1027" type="#_x0000_t136" style="position:absolute;margin-left:0;margin-top:0;width:31.8pt;height:14.4pt;z-index:-251567104;mso-position-horizontal:center;mso-position-horizontal-relative:margin;mso-position-vertical:center;mso-position-vertical-relative:margin" o:allowincell="f" fillcolor="silver" stroked="f">
+          <v:textpath style="font-family:&quot;Calibri&quot;;font-size:12pt" string="{{ submitter_g }}"/>
+          <w10:wrap anchorx="margin" anchory="margin"/>
+        </v:shape>
+      </w:pict>
+    </w:r>
+  </w:p>
+</w:hdr>
+</file>
+
+<file path=word/header2.xml><?xml version="1.0" encoding="utf-8"?>
+<w:hdr xmlns:wpc="http://schemas.microsoft.com/office/word/2010/wordprocessingCanvas" xmlns:cx="http://schemas.microsoft.com/office/drawing/2014/chartex" xmlns:cx1="http://schemas.microsoft.com/office/drawing/2015/9/8/chartex" xmlns:cx2="http://schemas.microsoft.com/office/drawing/2015/10/21/chartex" xmlns:cx3="http://schemas.microsoft.com/office/drawing/2016/5/9/chartex" xmlns:cx4="http://schemas.microsoft.com/office/drawing/2016/5/10/chartex" xmlns:cx5="http://schemas.microsoft.com/office/drawing/2016/5/11/chartex" xmlns:cx6="http://schemas.microsoft.com/office/drawing/2016/5/12/chartex" xmlns:cx7="http://schemas.microsoft.com/office/drawing/2016/5/13/chartex" xmlns:cx8="http://schemas.microsoft.com/office/drawing/2016/5/14/chartex" xmlns:mc="http://schemas.openxmlformats.org/markup-compatibility/2006" xmlns:aink="http://schemas.microsoft.com/office/drawing/2016/ink" xmlns:am3d="http://schemas.microsoft.com/office/drawing/2017/model3d" xmlns:o="urn:schemas-microsoft-com:office:office" xmlns:oel="http://schemas.microsoft.com/office/2019/extlst" xmlns:r="http://schemas.openxmlformats.org/officeDocument/2006/relationships" xmlns:m="http://schemas.openxmlformats.org/officeDocument/2006/math" xmlns:v="urn:schemas-microsoft-com:vml" xmlns:wp14="http://schemas.microsoft.com/office/word/2010/wordprocessingDrawing" xmlns:wp="http://schemas.openxmlformats.org/drawingml/2006/wordprocessingDrawing" xmlns:w10="urn:schemas-microsoft-com:office:word" xmlns:w="http://schemas.openxmlformats.org/wordprocessingml/2006/main" xmlns:w14="http://schemas.microsoft.com/office/word/2010/wordml" xmlns:w15="http://schemas.microsoft.com/office/word/2012/wordml" xmlns:w16cex="http://schemas.microsoft.com/office/word/2018/wordml/cex" xmlns:w16cid="http://schemas.microsoft.com/office/word/2016/wordml/cid" xmlns:w16="http://schemas.microsoft.com/office/word/2018/wordml" xmlns:w16du="http://schemas.microsoft.com/office/word/2023/wordml/word16du" xmlns:w16sdtdh="http://schemas.microsoft.com/office/word/2020/wordml/sdtdatahash" xmlns:w16sdtfl="http://schemas.microsoft.com/office/word/2024/wordml/sdtformatlock" xmlns:w16se="http://schemas.microsoft.com/office/word/2015/wordml/symex" xmlns:wpg="http://schemas.microsoft.com/office/word/2010/wordprocessingGroup" xmlns:wpi="http://schemas.microsoft.com/office/word/2010/wordprocessingInk" xmlns:wne="http://schemas.microsoft.com/office/word/2006/wordml" xmlns:wps="http://schemas.microsoft.com/office/word/2010/wordprocessingShape" mc:Ignorable="w14 w15 w16se w16cid w16 w16cex w16sdtdh w16sdtfl w16du wp14">
+  <w:p>
+    <w:pPr>
+      <w:pStyle w:val="Header"/>
+      <w:ind w:left="360"/>
+    </w:pPr>
+    <w:r>
+      <w:rPr>
+        <w:noProof/>
+      </w:rPr>
+      <w:pict w14:anchorId="4B5A4B23">
+        <v:shapetype id="_x0000_t136" coordsize="21600,21600" o:spt="136" adj="10800" path="m@7,l@8,m@5,21600l@6,21600e">
+          <v:formulas>
+            <v:f eqn="sum #0 0 10800"/>
+            <v:f eqn="prod #0 2 1"/>
+            <v:f eqn="sum 21600 0 @1"/>
+            <v:f eqn="sum 0 0 @2"/>
+            <v:f eqn="sum 21600 0 @3"/>
+            <v:f eqn="if @0 @3 0"/>
+            <v:f eqn="if @0 21600 @1"/>
+            <v:f eqn="if @0 0 @2"/>
+            <v:f eqn="if @0 @4 21600"/>
+            <v:f eqn="mid @5 @6"/>
+            <v:f eqn="mid @8 @5"/>
+            <v:f eqn="mid @7 @8"/>
+            <v:f eqn="mid @6 @7"/>
+            <v:f eqn="sum @6 0 @5"/>
+          </v:formulas>
+          <v:path textpathok="t" o:connecttype="custom" o:connectlocs="@9,0;@10,10800;@11,21600;@12,10800" o:connectangles="270,180,90,0"/>
+          <v:textpath on="t" fitshape="t"/>
+          <v:handles>
+            <v:h position="#0,bottomRight" xrange="6629,14971"/>
+          </v:handles>
+          <o:lock v:ext="edit" text="t" shapetype="t"/>
+        </v:shapetype>
+        <v:shape id="PowerPlusWaterMarkObject462468439" o:spid="_x0000_s1028" type="#_x0000_t136" style="position:absolute;left:0;text-align:left;margin-left:0;margin-top:0;width:31.8pt;height:14.4pt;z-index:-251565056;mso-position-horizontal:center;mso-position-horizontal-relative:margin;mso-position-vertical:center;mso-position-vertical-relative:margin" o:allowincell="f" fillcolor="silver" stroked="f">
+          <v:textpath style="font-family:&quot;Calibri&quot;;font-size:12pt" string="{{ submitter_g }}"/>
+          <w10:wrap anchorx="margin" anchory="margin"/>
+        </v:shape>
+      </w:pict>
+    </w:r>
+  </w:p>
+  <w:p>
+    <w:pPr>
+      <w:pStyle w:val="Header"/>
+      <w:ind w:left="-90"/>
+    </w:pPr>
+  </w:p>
+  <w:p>
+    <w:pPr>
+      <w:pStyle w:val="Header"/>
+      <w:ind w:left="630"/>
+    </w:pPr>
+  </w:p>
+  <w:p>
+    <w:pPr>
+      <w:pStyle w:val="Header"/>
+      <w:ind w:left="-90"/>
+    </w:pPr>
+  </w:p>
+  <w:p>
+    <w:pPr>
+      <w:pStyle w:val="Header"/>
+      <w:ind w:left="-90"/>
+    </w:pPr>
+  </w:p>
+  <w:p>
+    <w:pPr>
+      <w:pStyle w:val="Header"/>
+      <w:ind w:left="-90"/>
+    </w:pPr>
+    <w:r>
+      <w:rPr>
+        <w:rFonts w:ascii="Times New Roman"/>
+        <w:noProof/>
+        <w:sz w:val="20"/>
+      </w:rPr>
+      <mc:AlternateContent>
+        <mc:Choice Requires="wps">
+          <w:drawing>
+            <wp:anchor distT="0" distB="0" distL="0" distR="0" simplePos="0" relativeHeight="251742208" behindDoc="0" locked="0" layoutInCell="1" allowOverlap="1" wp14:anchorId="62014DD0" wp14:editId="67130511">
+              <wp:simplePos x="0" y="0"/>
+              <wp:positionH relativeFrom="page">
+                <wp:posOffset>902970</wp:posOffset>
+              </wp:positionH>
+              <wp:positionV relativeFrom="page">
+                <wp:posOffset>1259205</wp:posOffset>
+              </wp:positionV>
+              <wp:extent cx="6642100" cy="198120"/>
+              <wp:effectExtent l="0" t="0" r="0" b="0"/>
+              <wp:wrapNone/>
+              <wp:docPr id="1022366540" name="Graphic 7"/>
+              <wp:cNvGraphicFramePr>
+                <a:graphicFrameLocks xmlns:a="http://schemas.openxmlformats.org/drawingml/2006/main"/>
+              </wp:cNvGraphicFramePr>
+              <a:graphic xmlns:a="http://schemas.openxmlformats.org/drawingml/2006/main">
+                <a:graphicData uri="http://schemas.microsoft.com/office/word/2010/wordprocessingShape">
+                  <wps:wsp>
+                    <wps:cNvSpPr>
+                      <a:spLocks/>
+                    </wps:cNvSpPr>
+                    <wps:spPr>
+                      <a:xfrm>
+                        <a:off x="0" y="0"/>
+                        <a:ext cx="6642100" cy="198120"/>
+                      </a:xfrm>
+                      <a:custGeom>
+                        <a:avLst/>
+                        <a:gdLst/>
+                        <a:ahLst/>
+                        <a:cxnLst/>
+                        <a:rect l="l" t="t" r="r" b="b"/>
+                        <a:pathLst>
+                          <a:path w="6642100" h="198120">
+                            <a:moveTo>
+                              <a:pt x="6641998" y="0"/>
+                            </a:moveTo>
+                            <a:lnTo>
+                              <a:pt x="4313593" y="0"/>
+                            </a:lnTo>
+                            <a:lnTo>
+                              <a:pt x="4313593" y="95618"/>
+                            </a:lnTo>
+                            <a:lnTo>
+                              <a:pt x="0" y="95618"/>
+                            </a:lnTo>
+                            <a:lnTo>
+                              <a:pt x="0" y="98894"/>
+                            </a:lnTo>
+                            <a:lnTo>
+                              <a:pt x="4313593" y="98894"/>
+                            </a:lnTo>
+                            <a:lnTo>
+                              <a:pt x="4313593" y="197789"/>
+                            </a:lnTo>
+                            <a:lnTo>
+                              <a:pt x="6641998" y="197789"/>
+                            </a:lnTo>
+                            <a:lnTo>
+                              <a:pt x="6641998" y="98894"/>
+                            </a:lnTo>
+                            <a:lnTo>
+                              <a:pt x="6641998" y="95618"/>
+                            </a:lnTo>
+                            <a:lnTo>
+                              <a:pt x="6641998" y="0"/>
+                            </a:lnTo>
+                            <a:close/>
+                          </a:path>
+                        </a:pathLst>
+                      </a:custGeom>
+                      <a:solidFill>
+                        <a:srgbClr val="B92027"/>
+                      </a:solidFill>
+                    </wps:spPr>
+                    <wps:bodyPr wrap="square" lIns="0" tIns="0" rIns="0" bIns="0" rtlCol="0">
+                      <a:prstTxWarp prst="textNoShape">
+                        <a:avLst/>
+                      </a:prstTxWarp>
+                      <a:noAutofit/>
+                    </wps:bodyPr>
+                  </wps:wsp>
+                </a:graphicData>
+              </a:graphic>
+            </wp:anchor>
+          </w:drawing>
+        </mc:Choice>
+        <mc:Fallback>
+          <w:pict>
+            <v:shape w14:anchorId="48A733E0" id="Graphic 7" o:spid="_x0000_s1026" style="position:absolute;margin-left:71.1pt;margin-top:99.15pt;width:523pt;height:15.6pt;z-index:251742208;visibility:visible;mso-wrap-style:square;mso-wrap-distance-left:0;mso-wrap-distance-top:0;mso-wrap-distance-right:0;mso-wrap-distance-bottom:0;mso-position-horizontal:absolute;mso-position-horizontal-relative:page;mso-position-vertical:absolute;mso-position-vertical-relative:page;v-text-anchor:top" coordsize="6642100,198120" o:gfxdata="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" path="m6641998,l4313593,r,95618l,95618r,3276l4313593,98894r,98895l6641998,197789r,-98895l6641998,95618r,-95618xe" fillcolor="#b92027" stroked="f">
+              <v:path arrowok="t"/>
+              <w10:wrap anchorx="page" anchory="page"/>
+            </v:shape>
+          </w:pict>
+        </mc:Fallback>
+      </mc:AlternateContent>
+    </w:r>
+  </w:p>
+  <w:p>
+    <w:pPr>
+      <w:pStyle w:val="Header"/>
+      <w:ind w:left="-90"/>
+    </w:pPr>
+  </w:p>
+</w:hdr>
+</file>
+
+<file path=word/header3.xml><?xml version="1.0" encoding="utf-8"?>
+<w:hdr xmlns:wpc="http://schemas.microsoft.com/office/word/2010/wordprocessingCanvas" xmlns:cx="http://schemas.microsoft.com/office/drawing/2014/chartex" xmlns:cx1="http://schemas.microsoft.com/office/drawing/2015/9/8/chartex" xmlns:cx2="http://schemas.microsoft.com/office/drawing/2015/10/21/chartex" xmlns:cx3="http://schemas.microsoft.com/office/drawing/2016/5/9/chartex" xmlns:cx4="http://schemas.microsoft.com/office/drawing/2016/5/10/chartex" xmlns:cx5="http://schemas.microsoft.com/office/drawing/2016/5/11/chartex" xmlns:cx6="http://schemas.microsoft.com/office/drawing/2016/5/12/chartex" xmlns:cx7="http://schemas.microsoft.com/office/drawing/2016/5/13/chartex" xmlns:cx8="http://schemas.microsoft.com/office/drawing/2016/5/14/chartex" xmlns:mc="http://schemas.openxmlformats.org/markup-compatibility/2006" xmlns:aink="http://schemas.microsoft.com/office/drawing/2016/ink" xmlns:am3d="http://schemas.microsoft.com/office/drawing/2017/model3d" xmlns:o="urn:schemas-microsoft-com:office:office" xmlns:oel="http://schemas.microsoft.com/office/2019/extlst" xmlns:r="http://schemas.openxmlformats.org/officeDocument/2006/relationships" xmlns:m="http://schemas.openxmlformats.org/officeDocument/2006/math" xmlns:v="urn:schemas-microsoft-com:vml" xmlns:wp14="http://schemas.microsoft.com/office/word/2010/wordprocessingDrawing" xmlns:wp="http://schemas.openxmlformats.org/drawingml/2006/wordprocessingDrawing" xmlns:w10="urn:schemas-microsoft-com:office:word" xmlns:w="http://schemas.openxmlformats.org/wordprocessingml/2006/main" xmlns:w14="http://schemas.microsoft.com/office/word/2010/wordml" xmlns:w15="http://schemas.microsoft.com/office/word/2012/wordml" xmlns:w16cex="http://schemas.microsoft.com/office/word/2018/wordml/cex" xmlns:w16cid="http://schemas.microsoft.com/office/word/2016/wordml/cid" xmlns:w16="http://schemas.microsoft.com/office/word/2018/wordml" xmlns:w16du="http://schemas.microsoft.com/office/word/2023/wordml/word16du" xmlns:w16sdtdh="http://schemas.microsoft.com/office/word/2020/wordml/sdtdatahash" xmlns:w16sdtfl="http://schemas.microsoft.com/office/word/2024/wordml/sdtformatlock" xmlns:w16se="http://schemas.microsoft.com/office/word/2015/wordml/symex" xmlns:wpg="http://schemas.microsoft.com/office/word/2010/wordprocessingGroup" xmlns:wpi="http://schemas.microsoft.com/office/word/2010/wordprocessingInk" xmlns:wne="http://schemas.microsoft.com/office/word/2006/wordml" xmlns:wps="http://schemas.microsoft.com/office/word/2010/wordprocessingShape" mc:Ignorable="w14 w15 w16se w16cid w16 w16cex w16sdtdh w16sdtfl w16du wp14">
+  <w:p>
+    <w:pPr>
+      <w:pStyle w:val="Header"/>
+      <w:ind w:left="-90"/>
+      <w:rPr>
+        <w:rFonts w:ascii="Times New Roman"/>
+        <w:noProof/>
+        <w:sz w:val="20"/>
+      </w:rPr>
+    </w:pPr>
+    <w:r>
+      <w:rPr>
+        <w:rFonts w:ascii="Times New Roman"/>
+        <w:noProof/>
+        <w:sz w:val="20"/>
+      </w:rPr>
+      <mc:AlternateContent>
+        <mc:Choice Requires="wps">
+          <w:drawing>
+            <wp:anchor distT="45720" distB="45720" distL="114300" distR="114300" simplePos="0" relativeHeight="251745280" behindDoc="1" locked="0" layoutInCell="1" allowOverlap="1" wp14:anchorId="397FF3B3" wp14:editId="7CB4E2DB">
+              <wp:simplePos x="0" y="0"/>
+              <wp:positionH relativeFrom="column">
+                <wp:posOffset>4252384</wp:posOffset>
+              </wp:positionH>
+              <wp:positionV relativeFrom="paragraph">
+                <wp:posOffset>-59266</wp:posOffset>
+              </wp:positionV>
+              <wp:extent cx="2998470" cy="1422400"/>
+              <wp:effectExtent l="0" t="0" r="0" b="6350"/>
+              <wp:wrapNone/>
+              <wp:docPr id="217" name="Text Box 2"/>
+              <wp:cNvGraphicFramePr>
+                <a:graphicFrameLocks xmlns:a="http://schemas.openxmlformats.org/drawingml/2006/main"/>
+              </wp:cNvGraphicFramePr>
+              <a:graphic xmlns:a="http://schemas.openxmlformats.org/drawingml/2006/main">
+                <a:graphicData uri="http://schemas.microsoft.com/office/word/2010/wordprocessingShape">
+                  <wps:wsp>
+                    <wps:cNvSpPr txBox="1">
+                      <a:spLocks noChangeArrowheads="1"/>
+                    </wps:cNvSpPr>
+                    <wps:spPr bwMode="auto">
+                      <a:xfrm>
+                        <a:off x="0" y="0"/>
+                        <a:ext cx="2998470" cy="1422400"/>
+                      </a:xfrm>
+                      <a:prstGeom prst="rect">
+                        <a:avLst/>
+                      </a:prstGeom>
+                      <a:noFill/>
+                      <a:ln w="9525">
+                        <a:noFill/>
+                        <a:miter lim="800000"/>
+                        <a:headEnd/>
+                        <a:tailEnd/>
+                      </a:ln>
+                    </wps:spPr>
+                    <wps:txbx>
+                      <w:txbxContent>
+                        <w:p>
+                          <w:pPr>
+                            <w:bidi/>
+                            <w:ind w:left="720"/>
+                            <w:rPr>
+                              <w:rFonts w:ascii="Univers Next Arabic" w:hAnsi="Univers Next Arabic" w:cs="Univers Next Arabic"/>
+                              <w:sz w:val="20"/>
+                              <w:szCs w:val="20"/>
+                              <w:rtl/>
+                              <w:lang w:val="en-US" w:bidi="ar-AE"/>
+                            </w:rPr>
+                          </w:pPr>
+                          <w:r>
+                            <w:rPr>
+                              <w:rFonts w:ascii="Univers Next Arabic" w:hAnsi="Univers Next Arabic" w:cs="Univers Next Arabic"/>
+                              <w:sz w:val="20"/>
+                              <w:szCs w:val="20"/>
+                              <w:rtl/>
+                              <w:lang w:val="en-US" w:bidi="ar-AE"/>
+                            </w:rPr>
+                            <w:t>الرقم: {{ ref }}</w:t>
+                          </w:r>
+                        </w:p>
+                        <w:p>
+                          <w:pPr>
+                            <w:bidi/>
+                            <w:ind w:left="720"/>
+                            <w:rPr>
+                              <w:rFonts w:ascii="Univers Next Arabic" w:hAnsi="Univers Next Arabic" w:cs="Univers Next Arabic"/>
+                              <w:sz w:val="20"/>
+                              <w:szCs w:val="20"/>
+                              <w:rtl/>
+                              <w:lang w:val="en-US" w:bidi="ar-AE"/>
+                            </w:rPr>
+                          </w:pPr>
+                          <w:r>
+                            <w:rPr>
+                              <w:rFonts w:ascii="Univers Next Arabic" w:hAnsi="Univers Next Arabic" w:cs="Univers Next Arabic"/>
+                              <w:sz w:val="20"/>
+                              <w:szCs w:val="20"/>
+                              <w:rtl/>
+                              <w:lang w:val="en-US" w:bidi="ar-AE"/>
+                            </w:rPr>
+                            <w:t>التاريخ: {{ date }}</w:t>
+                          </w:r>
+                        </w:p>
+                        <w:p>
+                          <w:pPr>
+                            <w:bidi/>
+                            <w:ind w:left="720"/>
+                            <w:rPr>
+                              <w:rFonts w:ascii="Univers Next Arabic" w:hAnsi="Univers Next Arabic" w:cs="Univers Next Arabic"/>
+                              <w:sz w:val="20"/>
+                              <w:szCs w:val="20"/>
+                              <w:lang w:val="en-US" w:bidi="ar-AE"/>
+                            </w:rPr>
+                          </w:pPr>
+                          <w:r>
+                            <w:rPr>
+                              <w:rFonts w:ascii="Univers Next Arabic" w:hAnsi="Univers Next Arabic" w:cs="Univers Next Arabic" w:hint="cs"/>
+                              <w:sz w:val="20"/>
+                              <w:szCs w:val="20"/>
+                              <w:rtl/>
+                              <w:lang w:val="en-US" w:bidi="ar-AE"/>
+                            </w:rPr>
+                            <w:t xml:space="preserve">مكتب ادارة الوثبة </w:t>
+                          </w:r>
+                        </w:p>
+                        <w:p>
+                          <w:pPr>
+                            <w:tabs>
+                              <w:tab w:val="left" w:pos="6857"/>
+                            </w:tabs>
+                            <w:spacing w:before="12"/>
+                            <w:ind w:left="720" w:right="720"/>
+                            <w:jc w:val="right"/>
+                            <w:rPr>
+                              <w:rFonts w:ascii="Libre Barcode 39" w:hAnsi="Libre Barcode 39"/>
+                              <w:sz w:val="16"/>
+                              <w:szCs w:val="16"/>
+                              <w:lang w:val="en-US"/>
+                            </w:rPr>
+                          </w:pPr>
+                        </w:p>
+                        <w:p>
+                          <w:pPr>
+                            <w:tabs>
+                              <w:tab w:val="left" w:pos="6857"/>
+                            </w:tabs>
+                            <w:spacing w:before="12"/>
+                            <w:ind w:left="720" w:right="720"/>
+                            <w:jc w:val="right"/>
+                            <w:rPr>
+                              <w:rFonts w:ascii="Libre Barcode 39" w:hAnsi="Libre Barcode 39"/>
+                              <w:sz w:val="16"/>
+                              <w:szCs w:val="16"/>
+                              <w:lang w:val="en-US"/>
+                            </w:rPr>
+                          </w:pPr>
+                          <w:proofErr w:type="spellStart"/>
+                          <w:r>
+                            <w:rPr>
+                              <w:rFonts w:ascii="Libre Barcode 39" w:hAnsi="Libre Barcode 39"/>
+                              <w:sz w:val="16"/>
+                              <w:szCs w:val="16"/>
+                              <w:lang w:val="en-US"/>
+                            </w:rPr>
+                            <w:t>gssg</w:t>
+                          </w:r>
+                          <w:proofErr w:type="spellEnd"/>
+                        </w:p>
+                      </w:txbxContent>
+                    </wps:txbx>
+                    <wps:bodyPr rot="0" vert="horz" wrap="square" lIns="91440" tIns="45720" rIns="91440" bIns="45720" anchor="t" anchorCtr="0">
+                      <a:noAutofit/>
+                    </wps:bodyPr>
+                  </wps:wsp>
+                </a:graphicData>
+              </a:graphic>
+              <wp14:sizeRelH relativeFrom="margin">
+                <wp14:pctWidth>0</wp14:pctWidth>
+              </wp14:sizeRelH>
+              <wp14:sizeRelV relativeFrom="margin">
+                <wp14:pctHeight>0</wp14:pctHeight>
+              </wp14:sizeRelV>
+            </wp:anchor>
+          </w:drawing>
+        </mc:Choice>
+        <mc:Fallback>
+          <w:pict>
+            <v:shapetype w14:anchorId="397FF3B3" id="_x0000_t202" coordsize="21600,21600" o:spt="202" path="m,l,21600r21600,l21600,xe">
+              <v:stroke joinstyle="miter"/>
+              <v:path gradientshapeok="t" o:connecttype="rect"/>
+            </v:shapetype>
+            <v:shape id="Text Box 2" o:spid="_x0000_s1029" type="#_x0000_t202" style="position:absolute;left:0;text-align:left;margin-left:334.85pt;margin-top:-4.65pt;width:236.1pt;height:112pt;z-index:-251571200;visibility:visible;mso-wrap-style:square;mso-width-percent:0;mso-height-percent:0;mso-wrap-distance-left:9pt;mso-wrap-distance-top:3.6pt;mso-wrap-distance-right:9pt;mso-wrap-distance-bottom:3.6pt;mso-position-horizontal:absolute;mso-position-horizontal-relative:text;mso-position-vertical:absolute;mso-position-vertical-relative:text;mso-width-percent:0;mso-height-percent:0;mso-width-relative:margin;mso-height-relative:margin;v-text-anchor:top" o:gfxdata="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" filled="f" stroked="f">
+              <v:textbox>
+                <w:txbxContent>
+                  <w:p>
+                    <w:pPr>
+                      <w:bidi/>
+                      <w:ind w:left="720"/>
+                      <w:rPr>
+                        <w:rFonts w:ascii="Univers Next Arabic" w:hAnsi="Univers Next Arabic" w:cs="Univers Next Arabic"/>
+                        <w:sz w:val="20"/>
+                        <w:szCs w:val="20"/>
+                        <w:rtl/>
+                        <w:lang w:val="en-US" w:bidi="ar-AE"/>
+                      </w:rPr>
+                    </w:pPr>
+                    <w:r>
+                      <w:rPr>
+                        <w:rFonts w:ascii="Univers Next Arabic" w:hAnsi="Univers Next Arabic" w:cs="Univers Next Arabic"/>
+                        <w:sz w:val="20"/>
+                        <w:szCs w:val="20"/>
+                        <w:rtl/>
+                        <w:lang w:val="en-US" w:bidi="ar-AE"/>
+                      </w:rPr>
+                      <w:t>الرقم: {{ ref }}</w:t>
+                    </w:r>
+                  </w:p>
+                  <w:p>
+                    <w:pPr>
+                      <w:bidi/>
+                      <w:ind w:left="720"/>
+                      <w:rPr>
+                        <w:rFonts w:ascii="Univers Next Arabic" w:hAnsi="Univers Next Arabic" w:cs="Univers Next Arabic"/>
+                        <w:sz w:val="20"/>
+                        <w:szCs w:val="20"/>
+                        <w:rtl/>
+                        <w:lang w:val="en-US" w:bidi="ar-AE"/>
+                      </w:rPr>
+                    </w:pPr>
+                    <w:r>
+                      <w:rPr>
+                        <w:rFonts w:ascii="Univers Next Arabic" w:hAnsi="Univers Next Arabic" w:cs="Univers Next Arabic"/>
+                        <w:sz w:val="20"/>
+                        <w:szCs w:val="20"/>
+                        <w:rtl/>
+                        <w:lang w:val="en-US" w:bidi="ar-AE"/>
+                      </w:rPr>
+                      <w:t>التاريخ: {{ date }}</w:t>
+                    </w:r>
+                  </w:p>
+                  <w:p>
+                    <w:pPr>
+                      <w:bidi/>
+                      <w:ind w:left="720"/>
+                      <w:rPr>
+                        <w:rFonts w:ascii="Univers Next Arabic" w:hAnsi="Univers Next Arabic" w:cs="Univers Next Arabic"/>
+                        <w:sz w:val="20"/>
+                        <w:szCs w:val="20"/>
+                        <w:lang w:val="en-US" w:bidi="ar-AE"/>
+                      </w:rPr>
+                    </w:pPr>
+                    <w:r>
+                      <w:rPr>
+                        <w:rFonts w:ascii="Univers Next Arabic" w:hAnsi="Univers Next Arabic" w:cs="Univers Next Arabic" w:hint="cs"/>
+                        <w:sz w:val="20"/>
+                        <w:szCs w:val="20"/>
+                        <w:rtl/>
+                        <w:lang w:val="en-US" w:bidi="ar-AE"/>
+                      </w:rPr>
+                      <w:t xml:space="preserve">مكتب ادارة الوثبة </w:t>
+                    </w:r>
+                  </w:p>
+                  <w:p>
+                    <w:pPr>
+                      <w:tabs>
+                        <w:tab w:val="left" w:pos="6857"/>
+                      </w:tabs>
+                      <w:spacing w:before="12"/>
+                      <w:ind w:left="720" w:right="720"/>
+                      <w:jc w:val="right"/>
+                      <w:rPr>
+                        <w:rFonts w:ascii="Libre Barcode 39" w:hAnsi="Libre Barcode 39"/>
+                        <w:sz w:val="16"/>
+                        <w:szCs w:val="16"/>
+                        <w:lang w:val="en-US"/>
+                      </w:rPr>
+                    </w:pPr>
+                  </w:p>
+                  <w:p>
+                    <w:pPr>
+                      <w:tabs>
+                        <w:tab w:val="left" w:pos="6857"/>
+                      </w:tabs>
+                      <w:spacing w:before="12"/>
+                      <w:ind w:left="720" w:right="720"/>
+                      <w:jc w:val="right"/>
+                      <w:rPr>
+                        <w:rFonts w:ascii="Libre Barcode 39" w:hAnsi="Libre Barcode 39"/>
+                        <w:sz w:val="16"/>
+                        <w:szCs w:val="16"/>
+                        <w:lang w:val="en-US"/>
+                      </w:rPr>
+                    </w:pPr>
+                    <w:proofErr w:type="spellStart"/>
+                    <w:r>
+                      <w:rPr>
+                        <w:rFonts w:ascii="Libre Barcode 39" w:hAnsi="Libre Barcode 39"/>
+                        <w:sz w:val="16"/>
+                        <w:szCs w:val="16"/>
+                        <w:lang w:val="en-US"/>
+                      </w:rPr>
+                      <w:t>gssg</w:t>
+                    </w:r>
+                    <w:proofErr w:type="spellEnd"/>
+                  </w:p>
+                </w:txbxContent>
+              </v:textbox>
+            </v:shape>
+          </w:pict>
+        </mc:Fallback>
+      </mc:AlternateContent>
+    </w:r>
+    <w:r>
+      <w:rPr>
+        <w:rFonts w:ascii="Times New Roman"/>
+        <w:noProof/>
+        <w:sz w:val="20"/>
+      </w:rPr>
       <w:drawing>
-        <wp:anchor distT="0" distB="0" distL="114300" distR="114300" simplePos="0" relativeHeight="251661312" behindDoc="0" locked="0" layoutInCell="1" allowOverlap="1" wp14:anchorId="194939AD" wp14:editId="3B1706F7">
+        <wp:anchor distT="0" distB="0" distL="114300" distR="114300" simplePos="0" relativeHeight="251743232" behindDoc="1" locked="0" layoutInCell="1" allowOverlap="1" wp14:anchorId="426FDAAD" wp14:editId="58250712">
           <wp:simplePos x="0" y="0"/>
           <wp:positionH relativeFrom="column">
-            <wp:posOffset>1482725</wp:posOffset>
+            <wp:posOffset>-317500</wp:posOffset>
           </wp:positionH>
           <wp:positionV relativeFrom="paragraph">
-            <wp:posOffset>-257175</wp:posOffset>
+            <wp:posOffset>-232833</wp:posOffset>
           </wp:positionV>
-          <wp:extent cx="1219200" cy="1219200"/>
+          <wp:extent cx="3130062" cy="1043354"/>
           <wp:effectExtent l="0" t="0" r="0" b="0"/>
-          <wp:wrapSquare wrapText="bothSides"/>
-          <wp:docPr id="182465448" name="Picture 6"/>
+          <wp:wrapNone/>
+          <wp:docPr id="1230103377" name="Picture 17"/>
           <wp:cNvGraphicFramePr>
             <a:graphicFrameLocks xmlns:a="http://schemas.openxmlformats.org/drawingml/2006/main" noChangeAspect="1"/>
           </wp:cNvGraphicFramePr>
@@ -571,7 +3122,7 @@
                 <pic:spPr bwMode="auto">
                   <a:xfrm>
                     <a:off x="0" y="0"/>
-                    <a:ext cx="1219200" cy="1219200"/>
+                    <a:ext cx="3130062" cy="1043354"/>
                   </a:xfrm>
                   <a:prstGeom prst="rect">
                     <a:avLst/>
@@ -580,63 +3131,6 @@
                   <a:ln>
                     <a:noFill/>
                   </a:ln>
-                </pic:spPr>
-              </pic:pic>
-            </a:graphicData>
-          </a:graphic>
-        </wp:anchor>
-      </w:drawing>
-    </w:r>
-    <w:r>
-      <w:rPr>
-        <w:rFonts w:asciiTheme="minorHAnsi" w:hAnsiTheme="minorHAnsi" w:cstheme="minorHAnsi"/>
-        <w:b/>
-        <w:bCs/>
-        <w:noProof/>
-      </w:rPr>
-      <w:drawing>
-        <wp:anchor distT="0" distB="0" distL="114300" distR="114300" simplePos="0" relativeHeight="251659264" behindDoc="1" locked="0" layoutInCell="1" allowOverlap="0" wp14:anchorId="5E20F9E1" wp14:editId="7E6548DD">
-          <wp:simplePos x="0" y="0"/>
-          <wp:positionH relativeFrom="column">
-            <wp:posOffset>-222250</wp:posOffset>
-          </wp:positionH>
-          <wp:positionV relativeFrom="paragraph">
-            <wp:posOffset>-257175</wp:posOffset>
-          </wp:positionV>
-          <wp:extent cx="1371600" cy="1314450"/>
-          <wp:effectExtent l="0" t="0" r="0" b="0"/>
-          <wp:wrapThrough wrapText="bothSides">
-            <wp:wrapPolygon edited="0">
-              <wp:start x="0" y="0"/>
-              <wp:lineTo x="0" y="21287"/>
-              <wp:lineTo x="21300" y="21287"/>
-              <wp:lineTo x="21300" y="0"/>
-              <wp:lineTo x="0" y="0"/>
-            </wp:wrapPolygon>
-          </wp:wrapThrough>
-          <wp:docPr id="6165" name="Picture 6165"/>
-          <wp:cNvGraphicFramePr/>
-          <a:graphic xmlns:a="http://schemas.openxmlformats.org/drawingml/2006/main">
-            <a:graphicData uri="http://schemas.openxmlformats.org/drawingml/2006/picture">
-              <pic:pic xmlns:pic="http://schemas.openxmlformats.org/drawingml/2006/picture">
-                <pic:nvPicPr>
-                  <pic:cNvPr id="6165" name="Picture 6165"/>
-                  <pic:cNvPicPr/>
-                </pic:nvPicPr>
-                <pic:blipFill>
-                  <a:blip r:embed="rId2"/>
-                  <a:stretch>
-                    <a:fillRect/>
-                  </a:stretch>
-                </pic:blipFill>
-                <pic:spPr>
-                  <a:xfrm>
-                    <a:off x="0" y="0"/>
-                    <a:ext cx="1371600" cy="1314450"/>
-                  </a:xfrm>
-                  <a:prstGeom prst="rect">
-                    <a:avLst/>
-                  </a:prstGeom>
                 </pic:spPr>
               </pic:pic>
             </a:graphicData>
@@ -650,162 +3144,209 @@
         </wp:anchor>
       </w:drawing>
     </w:r>
-    <w:r>
-      <w:rPr>
-        <w:rFonts w:asciiTheme="minorHAnsi" w:hAnsiTheme="minorHAnsi" w:cstheme="minorHAnsi"/>
-        <w:b/>
-        <w:bCs/>
-        <w:noProof/>
-      </w:rPr>
-      <w:drawing>
-        <wp:anchor distT="0" distB="0" distL="114300" distR="114300" simplePos="0" relativeHeight="251660288" behindDoc="0" locked="0" layoutInCell="1" allowOverlap="1" wp14:anchorId="6B210F60" wp14:editId="6AD6A9A1">
-          <wp:simplePos x="0" y="0"/>
-          <wp:positionH relativeFrom="column">
-            <wp:posOffset>1635125</wp:posOffset>
-          </wp:positionH>
-          <wp:positionV relativeFrom="paragraph">
-            <wp:posOffset>0</wp:posOffset>
-          </wp:positionV>
-          <wp:extent cx="4445" cy="4445"/>
-          <wp:effectExtent l="0" t="0" r="0" b="0"/>
-          <wp:wrapSquare wrapText="bothSides"/>
-          <wp:docPr id="6085" name="Picture 6085"/>
-          <wp:cNvGraphicFramePr/>
-          <a:graphic xmlns:a="http://schemas.openxmlformats.org/drawingml/2006/main">
-            <a:graphicData uri="http://schemas.openxmlformats.org/drawingml/2006/picture">
-              <pic:pic xmlns:pic="http://schemas.openxmlformats.org/drawingml/2006/picture">
-                <pic:nvPicPr>
-                  <pic:cNvPr id="6085" name="Picture 6085"/>
-                  <pic:cNvPicPr/>
-                </pic:nvPicPr>
-                <pic:blipFill>
-                  <a:blip r:embed="rId3"/>
-                  <a:stretch>
-                    <a:fillRect/>
-                  </a:stretch>
-                </pic:blipFill>
-                <pic:spPr>
-                  <a:xfrm>
-                    <a:off x="0" y="0"/>
-                    <a:ext cx="4445" cy="4445"/>
-                  </a:xfrm>
-                  <a:prstGeom prst="rect">
-                    <a:avLst/>
-                  </a:prstGeom>
-                </pic:spPr>
-              </pic:pic>
-            </a:graphicData>
-          </a:graphic>
-        </wp:anchor>
-      </w:drawing>
-    </w:r>
-    <w:r>
-      <w:rPr>
-        <w:rFonts w:asciiTheme="minorHAnsi" w:hAnsiTheme="minorHAnsi" w:cstheme="minorHAnsi"/>
-        <w:b/>
-        <w:bCs/>
-        <w:sz w:val="28"/>
-      </w:rPr>
-      <w:t>GLOBAL SECURITY SERVICES GROUP</w:t>
-    </w:r>
   </w:p>
   <w:p>
     <w:pPr>
-      <w:bidi/>
-      <w:spacing w:line="216" w:lineRule="auto"/>
-      <w:ind w:left="0" w:right="14" w:firstLine="309"/>
-      <w:jc w:val="left"/>
+      <w:pStyle w:val="Header"/>
+      <w:ind w:left="-90"/>
       <w:rPr>
-        <w:rFonts w:asciiTheme="minorHAnsi" w:hAnsiTheme="minorHAnsi" w:cstheme="minorHAnsi"/>
-        <w:b/>
-        <w:bCs/>
-        <w:sz w:val="26"/>
+        <w:rFonts w:ascii="Times New Roman"/>
+        <w:noProof/>
+        <w:sz w:val="20"/>
+      </w:rPr>
+    </w:pPr>
+  </w:p>
+  <w:p>
+    <w:pPr>
+      <w:pStyle w:val="Header"/>
+      <w:ind w:left="-90"/>
+      <w:rPr>
+        <w:rFonts w:ascii="Times New Roman"/>
+        <w:noProof/>
+        <w:sz w:val="20"/>
+      </w:rPr>
+    </w:pPr>
+  </w:p>
+  <w:p>
+    <w:pPr>
+      <w:pStyle w:val="Header"/>
+      <w:tabs>
+        <w:tab w:val="clear" w:pos="4513"/>
+        <w:tab w:val="clear" w:pos="9026"/>
+        <w:tab w:val="left" w:pos="1994"/>
+      </w:tabs>
+      <w:ind w:left="-90"/>
+      <w:rPr>
+        <w:rFonts w:ascii="Times New Roman"/>
+        <w:noProof/>
+        <w:sz w:val="20"/>
       </w:rPr>
     </w:pPr>
     <w:r>
       <w:rPr>
-        <w:rFonts w:asciiTheme="minorHAnsi" w:hAnsiTheme="minorHAnsi" w:cstheme="minorHAnsi"/>
-        <w:b/>
-        <w:bCs/>
-        <w:sz w:val="26"/>
+        <w:rFonts w:ascii="Times New Roman"/>
+        <w:noProof/>
+        <w:sz w:val="20"/>
       </w:rPr>
-      <w:t>Contact Information:</w:t>
-    </w:r>
-  </w:p>
-  <w:p>
-    <w:pPr>
-      <w:bidi/>
-      <w:spacing w:line="216" w:lineRule="auto"/>
-      <w:ind w:left="0" w:right="14" w:firstLine="309"/>
-      <w:jc w:val="left"/>
-      <w:rPr>
-        <w:rFonts w:asciiTheme="minorHAnsi" w:hAnsiTheme="minorHAnsi" w:cstheme="minorHAnsi"/>
-        <w:sz w:val="26"/>
-      </w:rPr>
-    </w:pPr>
-    <w:r>
-      <w:rPr>
-        <w:rFonts w:asciiTheme="minorHAnsi" w:hAnsiTheme="minorHAnsi" w:cstheme="minorHAnsi"/>
-        <w:b/>
-        <w:bCs/>
-        <w:sz w:val="26"/>
-      </w:rPr>
-      <w:t xml:space="preserve"> </w:t>
-    </w:r>
-    <w:r>
-      <w:rPr>
-        <w:rFonts w:asciiTheme="minorHAnsi" w:hAnsiTheme="minorHAnsi" w:cstheme="minorHAnsi"/>
-        <w:sz w:val="26"/>
-      </w:rPr>
-      <w:t>Phone : +971 2 666 6898</w:t>
-    </w:r>
-  </w:p>
-  <w:p>
-    <w:pPr>
-      <w:bidi/>
-      <w:spacing w:line="216" w:lineRule="auto"/>
-      <w:ind w:left="0" w:right="14" w:firstLine="309"/>
-      <w:jc w:val="left"/>
-      <w:rPr>
-        <w:rFonts w:asciiTheme="minorHAnsi" w:hAnsiTheme="minorHAnsi" w:cstheme="minorHAnsi"/>
-        <w:sz w:val="26"/>
-      </w:rPr>
-    </w:pPr>
-    <w:r>
-      <w:rPr>
-        <w:rFonts w:asciiTheme="minorHAnsi" w:hAnsiTheme="minorHAnsi" w:cstheme="minorHAnsi"/>
-        <w:sz w:val="26"/>
-      </w:rPr>
-      <w:t xml:space="preserve"> Fax : +971 2 666 8980</w:t>
-    </w:r>
-  </w:p>
-  <w:p>
-    <w:pPr>
-      <w:tabs>
-        <w:tab w:val="center" w:pos="4012"/>
-        <w:tab w:val="right" w:pos="10475"/>
-      </w:tabs>
-      <w:bidi/>
-      <w:spacing w:after="1028"/>
-      <w:ind w:left="309" w:right="0" w:firstLine="0"/>
-      <w:jc w:val="left"/>
-      <w:rPr>
-        <w:rFonts w:asciiTheme="minorHAnsi" w:hAnsiTheme="minorHAnsi" w:cstheme="minorHAnsi"/>
-        <w:sz w:val="24"/>
-      </w:rPr>
-    </w:pPr>
-    <w:r>
-      <w:rPr>
-        <w:rFonts w:asciiTheme="minorHAnsi" w:hAnsiTheme="minorHAnsi" w:cstheme="minorHAnsi"/>
-        <w:sz w:val="24"/>
-      </w:rPr>
-      <w:t>Email : info@gss-group.net</w:t>
+      <w:tab/>
     </w:r>
   </w:p>
   <w:p>
     <w:pPr>
       <w:pStyle w:val="Header"/>
+      <w:tabs>
+        <w:tab w:val="clear" w:pos="4513"/>
+        <w:tab w:val="clear" w:pos="9026"/>
+        <w:tab w:val="left" w:pos="767"/>
+      </w:tabs>
+      <w:rPr>
+        <w:rFonts w:ascii="Cronos Pro" w:hAnsi="Cronos Pro"/>
+        <w:b/>
+        <w:bCs/>
+        <w:noProof/>
+        <w:color w:val="767171" w:themeColor="background2" w:themeShade="80"/>
+        <w:sz w:val="24"/>
+        <w:szCs w:val="24"/>
+      </w:rPr>
     </w:pPr>
+  </w:p>
+  <w:p>
+    <w:pPr>
+      <w:pStyle w:val="Header"/>
+      <w:tabs>
+        <w:tab w:val="clear" w:pos="4513"/>
+        <w:tab w:val="clear" w:pos="9026"/>
+        <w:tab w:val="left" w:pos="767"/>
+      </w:tabs>
+      <w:ind w:left="1440"/>
+      <w:jc w:val="right"/>
+      <w:rPr>
+        <w:noProof/>
+      </w:rPr>
+    </w:pPr>
+  </w:p>
+  <w:p>
+    <w:pPr>
+      <w:pStyle w:val="Header"/>
+      <w:tabs>
+        <w:tab w:val="clear" w:pos="4513"/>
+        <w:tab w:val="clear" w:pos="9026"/>
+        <w:tab w:val="left" w:pos="767"/>
+      </w:tabs>
+      <w:ind w:left="-540"/>
+      <w:rPr>
+        <w:noProof/>
+      </w:rPr>
+    </w:pPr>
+    <w:r>
+      <w:rPr>
+        <w:rFonts w:ascii="Cronos Pro" w:hAnsi="Cronos Pro"/>
+        <w:b/>
+        <w:bCs/>
+        <w:noProof/>
+        <w:color w:val="767171" w:themeColor="background2" w:themeShade="80"/>
+        <w:szCs w:val="24"/>
+      </w:rPr>
+      <mc:AlternateContent>
+        <mc:Choice Requires="wps">
+          <w:drawing>
+            <wp:anchor distT="0" distB="0" distL="0" distR="0" simplePos="0" relativeHeight="251740160" behindDoc="0" locked="0" layoutInCell="1" allowOverlap="1" wp14:anchorId="1F8D30C8" wp14:editId="06952A13">
+              <wp:simplePos x="0" y="0"/>
+              <wp:positionH relativeFrom="page">
+                <wp:posOffset>905510</wp:posOffset>
+              </wp:positionH>
+              <wp:positionV relativeFrom="page">
+                <wp:posOffset>1235563</wp:posOffset>
+              </wp:positionV>
+              <wp:extent cx="6642100" cy="198120"/>
+              <wp:effectExtent l="0" t="0" r="6350" b="0"/>
+              <wp:wrapNone/>
+              <wp:docPr id="1549930454" name="Graphic 7"/>
+              <wp:cNvGraphicFramePr>
+                <a:graphicFrameLocks xmlns:a="http://schemas.openxmlformats.org/drawingml/2006/main"/>
+              </wp:cNvGraphicFramePr>
+              <a:graphic xmlns:a="http://schemas.openxmlformats.org/drawingml/2006/main">
+                <a:graphicData uri="http://schemas.microsoft.com/office/word/2010/wordprocessingShape">
+                  <wps:wsp>
+                    <wps:cNvSpPr>
+                      <a:spLocks/>
+                    </wps:cNvSpPr>
+                    <wps:spPr>
+                      <a:xfrm>
+                        <a:off x="0" y="0"/>
+                        <a:ext cx="6642100" cy="198120"/>
+                      </a:xfrm>
+                      <a:custGeom>
+                        <a:avLst/>
+                        <a:gdLst/>
+                        <a:ahLst/>
+                        <a:cxnLst/>
+                        <a:rect l="l" t="t" r="r" b="b"/>
+                        <a:pathLst>
+                          <a:path w="6642100" h="198120">
+                            <a:moveTo>
+                              <a:pt x="6641998" y="0"/>
+                            </a:moveTo>
+                            <a:lnTo>
+                              <a:pt x="4313593" y="0"/>
+                            </a:lnTo>
+                            <a:lnTo>
+                              <a:pt x="4313593" y="95618"/>
+                            </a:lnTo>
+                            <a:lnTo>
+                              <a:pt x="0" y="95618"/>
+                            </a:lnTo>
+                            <a:lnTo>
+                              <a:pt x="0" y="98894"/>
+                            </a:lnTo>
+                            <a:lnTo>
+                              <a:pt x="4313593" y="98894"/>
+                            </a:lnTo>
+                            <a:lnTo>
+                              <a:pt x="4313593" y="197789"/>
+                            </a:lnTo>
+                            <a:lnTo>
+                              <a:pt x="6641998" y="197789"/>
+                            </a:lnTo>
+                            <a:lnTo>
+                              <a:pt x="6641998" y="98894"/>
+                            </a:lnTo>
+                            <a:lnTo>
+                              <a:pt x="6641998" y="95618"/>
+                            </a:lnTo>
+                            <a:lnTo>
+                              <a:pt x="6641998" y="0"/>
+                            </a:lnTo>
+                            <a:close/>
+                          </a:path>
+                        </a:pathLst>
+                      </a:custGeom>
+                      <a:solidFill>
+                        <a:srgbClr val="B92027"/>
+                      </a:solidFill>
+                    </wps:spPr>
+                    <wps:bodyPr wrap="square" lIns="0" tIns="0" rIns="0" bIns="0" rtlCol="0">
+                      <a:prstTxWarp prst="textNoShape">
+                        <a:avLst/>
+                      </a:prstTxWarp>
+                      <a:noAutofit/>
+                    </wps:bodyPr>
+                  </wps:wsp>
+                </a:graphicData>
+              </a:graphic>
+            </wp:anchor>
+          </w:drawing>
+        </mc:Choice>
+        <mc:Fallback>
+          <w:pict>
+            <v:shape w14:anchorId="5238F7C0" id="Graphic 7" o:spid="_x0000_s1026" style="position:absolute;margin-left:71.3pt;margin-top:97.3pt;width:523pt;height:15.6pt;z-index:251740160;visibility:visible;mso-wrap-style:square;mso-wrap-distance-left:0;mso-wrap-distance-top:0;mso-wrap-distance-right:0;mso-wrap-distance-bottom:0;mso-position-horizontal:absolute;mso-position-horizontal-relative:page;mso-position-vertical:absolute;mso-position-vertical-relative:page;v-text-anchor:top" coordsize="6642100,198120" o:gfxdata="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" path="m6641998,l4313593,r,95618l,95618r,3276l4313593,98894r,98895l6641998,197789r,-98895l6641998,95618r,-95618xe" fillcolor="#b92027" stroked="f">
+              <v:path arrowok="t"/>
+              <w10:wrap anchorx="page" anchory="page"/>
+            </v:shape>
+          </w:pict>
+        </mc:Fallback>
+      </mc:AlternateContent>
+    </w:r>
   </w:p>
 </w:hdr>
 </file>
@@ -1340,6 +3881,40 @@
       </w:tblBorders>
     </w:tblPr>
   </w:style>
+  <w:style w:type="paragraph" w:styleId="BodyText">
+    <w:name w:val="Body Text"/>
+    <w:basedOn w:val="Normal"/>
+    <w:link w:val="BodyTextChar"/>
+    <w:uiPriority w:val="1"/>
+    <w:qFormat/>
+    <w:rsid w:val="00120D4C"/>
+    <w:pPr>
+      <w:widowControl w:val="0"/>
+      <w:autoSpaceDE w:val="0"/>
+      <w:autoSpaceDN w:val="0"/>
+    </w:pPr>
+    <w:rPr>
+      <w:rFonts w:ascii="Myanmar MN" w:eastAsia="Myanmar MN" w:hAnsi="Myanmar MN" w:cs="Myanmar MN"/>
+      <w:sz w:val="18"/>
+      <w:szCs w:val="18"/>
+      <w:lang w:val="en-US"/>
+    </w:rPr>
+  </w:style>
+  <w:style w:type="character" w:customStyle="1" w:styleId="BodyTextChar">
+    <w:name w:val="Body Text Char"/>
+    <w:basedOn w:val="DefaultParagraphFont"/>
+    <w:link w:val="BodyText"/>
+    <w:uiPriority w:val="1"/>
+    <w:rsid w:val="00120D4C"/>
+    <w:rPr>
+      <w:rFonts w:ascii="Myanmar MN" w:eastAsia="Myanmar MN" w:hAnsi="Myanmar MN" w:cs="Myanmar MN"/>
+      <w:kern w:val="0"/>
+      <w:sz w:val="18"/>
+      <w:szCs w:val="18"/>
+      <w:lang w:val="en-US"/>
+      <w14:ligatures w14:val="none"/>
+    </w:rPr>
+  </w:style>
 </w:styles>
 </file>
 

--- a/backend/templates/GSSG-HR_301-003_Leave_Application_Form.docx
+++ b/backend/templates/GSSG-HR_301-003_Leave_Application_Form.docx
@@ -359,7 +359,7 @@
       <w:footerReference w:type="default" r:id="rId14"/>
       <w:headerReference w:type="first" r:id="rId13"/>
       <w:footerReference w:type="first" r:id="rId12"/>
-      <w:pgSz w:w="11900" w:h="16820"/>
+      <w:pgSz w:w="11906" w:h="16838"/>
       <w:pgMar w:top="900" w:right="746" w:bottom="1440" w:left="810" w:header="360" w:footer="84" w:gutter="0"/>
       <w:cols w:space="720"/>
       <w:titlePg/>
@@ -3751,15 +3751,16 @@
   <w:style w:type="paragraph" w:default="1" w:styleId="Normal">
     <w:name w:val="Normal"/>
     <w:qFormat/>
+    <w:rsid w:val="00A37CB4"/>
     <w:pPr>
-      <w:spacing w:after="0" w:line="259" w:lineRule="auto"/>
-      <w:ind w:left="10" w:right="417" w:hanging="10"/>
-      <w:jc w:val="both"/>
+      <w:spacing w:after="0" w:line="240" w:lineRule="auto"/>
     </w:pPr>
     <w:rPr>
-      <w:rFonts w:ascii="Calibri" w:eastAsia="Calibri" w:hAnsi="Calibri" w:cs="Calibri"/>
-      <w:color w:val="000000"/>
-      <w:sz w:val="36"/>
+      <w:kern w:val="0"/>
+      <w:sz w:val="24"/>
+      <w:szCs w:val="24"/>
+      <w:lang w:val="en-GB"/>
+      <w14:ligatures w14:val="none"/>
     </w:rPr>
   </w:style>
   <w:style w:type="character" w:default="1" w:styleId="DefaultParagraphFont">
@@ -3822,14 +3823,22 @@
     <w:link w:val="FooterChar"/>
     <w:uiPriority w:val="99"/>
     <w:unhideWhenUsed/>
-    <w:rsid w:val="00CA41AA"/>
+    <w:rsid w:val="00DE5DC2"/>
     <w:pPr>
       <w:tabs>
         <w:tab w:val="center" w:pos="4513"/>
         <w:tab w:val="right" w:pos="9026"/>
       </w:tabs>
-      <w:spacing w:line="240" w:lineRule="auto"/>
+      <w:ind w:left="0" w:right="0"/>
+      <w:jc w:val="left"/>
     </w:pPr>
+    <w:rPr>
+      <w:kern w:val="2"/>
+      <w:sz w:val="22"/>
+      <w:szCs w:val="22"/>
+      <w:lang w:val="en-AE"/>
+      <w14:ligatures w14:val="standardContextual"/>
+    </w:rPr>
   </w:style>
   <w:style w:type="character" w:customStyle="1" w:styleId="FooterChar">
     <w:name w:val="Footer Char"/>
@@ -3889,9 +3898,12 @@
     <w:qFormat/>
     <w:rsid w:val="00120D4C"/>
     <w:pPr>
+      <w:spacing w:after="0" w:line="240" w:lineRule="auto"/>
       <w:widowControl w:val="0"/>
       <w:autoSpaceDE w:val="0"/>
       <w:autoSpaceDN w:val="0"/>
+      <w:ind w:left="0" w:right="0"/>
+      <w:jc w:val="left"/>
     </w:pPr>
     <w:rPr>
       <w:rFonts w:ascii="Myanmar MN" w:eastAsia="Myanmar MN" w:hAnsi="Myanmar MN" w:cs="Myanmar MN"/>

--- a/backend/templates/GSSG-HR_301-003_Leave_Application_Form.docx
+++ b/backend/templates/GSSG-HR_301-003_Leave_Application_Form.docx
@@ -3356,17 +3356,17 @@
   <w:docDefaults>
     <w:rPrDefault>
       <w:rPr>
-        <w:rFonts w:asciiTheme="minorHAnsi" w:eastAsiaTheme="minorEastAsia" w:hAnsiTheme="minorHAnsi" w:cstheme="minorBidi"/>
+        <w:rFonts w:asciiTheme="minorHAnsi" w:eastAsiaTheme="minorHAnsi" w:hAnsiTheme="minorHAnsi" w:cstheme="minorBidi"/>
         <w:kern w:val="2"/>
-        <w:sz w:val="24"/>
-        <w:szCs w:val="24"/>
-        <w:lang w:val="en-GB" w:eastAsia="en-GB" w:bidi="ar-SA"/>
+        <w:sz w:val="22"/>
+        <w:szCs w:val="22"/>
+        <w:lang w:val="en-AE" w:eastAsia="en-US" w:bidi="ar-SA"/>
         <w14:ligatures w14:val="standardContextual"/>
       </w:rPr>
     </w:rPrDefault>
     <w:pPrDefault>
       <w:pPr>
-        <w:spacing w:after="160" w:line="278" w:lineRule="auto"/>
+        <w:spacing w:after="160" w:line="259" w:lineRule="auto"/>
       </w:pPr>
     </w:pPrDefault>
   </w:docDefaults>
@@ -3829,8 +3829,6 @@
         <w:tab w:val="center" w:pos="4513"/>
         <w:tab w:val="right" w:pos="9026"/>
       </w:tabs>
-      <w:ind w:left="0" w:right="0"/>
-      <w:jc w:val="left"/>
     </w:pPr>
     <w:rPr>
       <w:kern w:val="2"/>
@@ -3898,12 +3896,9 @@
     <w:qFormat/>
     <w:rsid w:val="00120D4C"/>
     <w:pPr>
-      <w:spacing w:after="0" w:line="240" w:lineRule="auto"/>
       <w:widowControl w:val="0"/>
       <w:autoSpaceDE w:val="0"/>
       <w:autoSpaceDN w:val="0"/>
-      <w:ind w:left="0" w:right="0"/>
-      <w:jc w:val="left"/>
     </w:pPr>
     <w:rPr>
       <w:rFonts w:ascii="Myanmar MN" w:eastAsia="Myanmar MN" w:hAnsi="Myanmar MN" w:cs="Myanmar MN"/>

--- a/backend/templates/GSSG-HR_301-003_Leave_Application_Form.docx
+++ b/backend/templates/GSSG-HR_301-003_Leave_Application_Form.docx
@@ -4,6 +4,7 @@
   <w:body>
     <w:p>
       <w:pPr>
+        <w:pStyle w:val="LeaveBodyOriginal"/>
         <w:spacing w:after="1041"/>
         <w:ind w:left="0" w:right="0" w:firstLine="0"/>
         <w:jc w:val="center"/>
@@ -51,6 +52,7 @@
           </w:tcPr>
           <w:p>
             <w:pPr>
+              <w:pStyle w:val="LeaveBodyOriginal"/>
               <w:spacing w:after="1041"/>
               <w:ind w:left="0" w:right="0" w:firstLine="0"/>
               <w:jc w:val="left"/>
@@ -78,6 +80,7 @@
           </w:tcPr>
           <w:p>
             <w:pPr>
+              <w:pStyle w:val="LeaveBodyOriginal"/>
               <w:spacing w:after="1041"/>
               <w:ind w:left="0" w:right="0" w:firstLine="0"/>
               <w:jc w:val="left"/>
@@ -113,6 +116,7 @@
           </w:tcPr>
           <w:p>
             <w:pPr>
+              <w:pStyle w:val="LeaveBodyOriginal"/>
               <w:spacing w:after="1041"/>
               <w:ind w:left="0" w:right="0" w:firstLine="0"/>
               <w:jc w:val="left"/>
@@ -146,6 +150,7 @@
           </w:tcPr>
           <w:p>
             <w:pPr>
+              <w:pStyle w:val="LeaveBodyOriginal"/>
               <w:spacing w:after="1041"/>
               <w:ind w:left="0" w:right="0" w:firstLine="0"/>
               <w:jc w:val="left"/>
@@ -179,6 +184,7 @@
           </w:tcPr>
           <w:p>
             <w:pPr>
+              <w:pStyle w:val="LeaveBodyOriginal"/>
               <w:spacing w:after="1041"/>
               <w:ind w:left="0" w:right="0" w:firstLine="0"/>
               <w:jc w:val="left"/>
@@ -210,6 +216,7 @@
     </w:tbl>
     <w:p>
       <w:pPr>
+        <w:pStyle w:val="LeaveBodyOriginal"/>
         <w:spacing w:after="1041"/>
         <w:ind w:left="0" w:right="0" w:firstLine="0"/>
         <w:rPr>
@@ -265,6 +272,7 @@
           </w:tcPr>
           <w:p>
             <w:pPr>
+              <w:pStyle w:val="LeaveBodyOriginal"/>
               <w:ind w:left="0" w:right="5842" w:firstLine="0"/>
             </w:pPr>
             <w:r>
@@ -286,6 +294,7 @@
           </w:tcPr>
           <w:p>
             <w:pPr>
+              <w:pStyle w:val="LeaveBodyOriginal"/>
               <w:ind w:left="0" w:right="5842" w:firstLine="0"/>
             </w:pPr>
             <w:r>
@@ -307,6 +316,7 @@
           </w:tcPr>
           <w:p>
             <w:pPr>
+              <w:pStyle w:val="LeaveBodyOriginal"/>
               <w:ind w:left="0" w:right="5842" w:firstLine="0"/>
             </w:pPr>
             <w:r>
@@ -328,6 +338,7 @@
           </w:tcPr>
           <w:p>
             <w:pPr>
+              <w:pStyle w:val="LeaveBodyOriginal"/>
               <w:ind w:left="0" w:right="5842" w:firstLine="0"/>
             </w:pPr>
             <w:r>
@@ -345,11 +356,13 @@
     </w:tbl>
     <w:p>
       <w:pPr>
+        <w:pStyle w:val="LeaveBodyOriginal"/>
         <w:ind w:left="45" w:right="5842"/>
       </w:pPr>
     </w:p>
     <w:p>
       <w:pPr>
+        <w:pStyle w:val="LeaveBodyOriginal"/>
         <w:ind w:left="45" w:right="5842"/>
       </w:pPr>
     </w:p>
@@ -3763,6 +3776,20 @@
       <w14:ligatures w14:val="none"/>
     </w:rPr>
   </w:style>
+  <w:style w:type="paragraph" w:styleId="LeaveBodyOriginal">
+    <w:name w:val="Leave Body Original"/>
+    <w:qFormat/>
+    <w:pPr>
+      <w:spacing w:after="0" w:line="259" w:lineRule="auto"/>
+      <w:ind w:left="10" w:right="417" w:hanging="10"/>
+      <w:jc w:val="both"/>
+    </w:pPr>
+    <w:rPr>
+      <w:rFonts w:ascii="Calibri" w:eastAsia="Calibri" w:hAnsi="Calibri" w:cs="Calibri"/>
+      <w:color w:val="000000"/>
+      <w:sz w:val="36"/>
+    </w:rPr>
+  </w:style>
   <w:style w:type="character" w:default="1" w:styleId="DefaultParagraphFont">
     <w:name w:val="Default Paragraph Font"/>
     <w:uiPriority w:val="1"/>
